--- a/templates/11-FR-qc/word/304/quality_certificate.docx
+++ b/templates/11-FR-qc/word/304/quality_certificate.docx
@@ -129,6 +129,7 @@
           <w:szCs w:val="28"/>
         </w:rPr>
       </w:pPr>
+      <w:proofErr w:type="spellStart"/>
       <w:r>
         <w:rPr>
           <w:b/>
@@ -138,6 +139,7 @@
         </w:rPr>
         <w:t>Zh</w:t>
       </w:r>
+      <w:proofErr w:type="spellEnd"/>
       <w:r>
         <w:rPr>
           <w:rFonts w:eastAsia="SimSun" w:hint="eastAsia"/>
@@ -147,17 +149,30 @@
           <w:szCs w:val="28"/>
           <w:lang w:eastAsia="zh-CN"/>
         </w:rPr>
-        <w:t xml:space="preserve">          Zh</w:t>
-      </w:r>
-      <w:r>
-        <w:rPr>
+        <w:t xml:space="preserve">          </w:t>
+      </w:r>
+      <w:proofErr w:type="spellStart"/>
+      <w:r>
+        <w:rPr>
+          <w:rFonts w:eastAsia="SimSun" w:hint="eastAsia"/>
           <w:b/>
           <w:bCs/>
           <w:sz w:val="28"/>
           <w:szCs w:val="28"/>
+          <w:lang w:eastAsia="zh-CN"/>
+        </w:rPr>
+        <w:t>Zh</w:t>
+      </w:r>
+      <w:r>
+        <w:rPr>
+          <w:b/>
+          <w:bCs/>
+          <w:sz w:val="28"/>
+          <w:szCs w:val="28"/>
         </w:rPr>
         <w:t>angqiu</w:t>
       </w:r>
+      <w:proofErr w:type="spellEnd"/>
       <w:r>
         <w:rPr>
           <w:b/>
@@ -168,6 +183,7 @@
         </w:rPr>
         <w:t xml:space="preserve"> </w:t>
       </w:r>
+      <w:proofErr w:type="spellStart"/>
       <w:r>
         <w:rPr>
           <w:b/>
@@ -177,6 +193,7 @@
         </w:rPr>
         <w:t>Mingyuan</w:t>
       </w:r>
+      <w:proofErr w:type="spellEnd"/>
       <w:r>
         <w:rPr>
           <w:b/>
@@ -256,6 +273,7 @@
           <w:szCs w:val="28"/>
         </w:rPr>
       </w:pPr>
+      <w:proofErr w:type="gramStart"/>
       <w:r>
         <w:rPr>
           <w:rFonts w:cs="Arial" w:hint="eastAsia"/>
@@ -265,7 +283,19 @@
           <w:szCs w:val="28"/>
           <w:lang w:eastAsia="zh-CN"/>
         </w:rPr>
-        <w:t>章丘铭远机械有限公司</w:t>
+        <w:t>章丘铭远机械</w:t>
+      </w:r>
+      <w:proofErr w:type="gramEnd"/>
+      <w:r>
+        <w:rPr>
+          <w:rFonts w:cs="Arial" w:hint="eastAsia"/>
+          <w:b/>
+          <w:color w:val="000000"/>
+          <w:sz w:val="28"/>
+          <w:szCs w:val="28"/>
+          <w:lang w:eastAsia="zh-CN"/>
+        </w:rPr>
+        <w:t>有限公司</w:t>
       </w:r>
     </w:p>
     <w:p>
@@ -323,14 +353,36 @@
         </w:rPr>
         <w:t xml:space="preserve"> </w:t>
       </w:r>
+      <w:proofErr w:type="spellStart"/>
+      <w:proofErr w:type="gramStart"/>
       <w:r>
         <w:rPr>
           <w:b/>
           <w:bCs/>
           <w:spacing w:val="-1"/>
         </w:rPr>
-        <w:t>Park,Puji street Zhangqiu</w:t>
-      </w:r>
+        <w:t>Park,Puji</w:t>
+      </w:r>
+      <w:proofErr w:type="spellEnd"/>
+      <w:proofErr w:type="gramEnd"/>
+      <w:r>
+        <w:rPr>
+          <w:b/>
+          <w:bCs/>
+          <w:spacing w:val="-1"/>
+        </w:rPr>
+        <w:t xml:space="preserve"> street </w:t>
+      </w:r>
+      <w:proofErr w:type="spellStart"/>
+      <w:r>
+        <w:rPr>
+          <w:b/>
+          <w:bCs/>
+          <w:spacing w:val="-1"/>
+        </w:rPr>
+        <w:t>Zhangqiu</w:t>
+      </w:r>
+      <w:proofErr w:type="spellEnd"/>
       <w:r>
         <w:rPr>
           <w:b/>
@@ -340,14 +392,38 @@
         </w:rPr>
         <w:t xml:space="preserve"> </w:t>
       </w:r>
+      <w:proofErr w:type="spellStart"/>
+      <w:proofErr w:type="gramStart"/>
       <w:r>
         <w:rPr>
           <w:b/>
           <w:bCs/>
           <w:spacing w:val="-1"/>
         </w:rPr>
-        <w:t>District,Jinan City,Shandong</w:t>
-      </w:r>
+        <w:t>District,Jinan</w:t>
+      </w:r>
+      <w:proofErr w:type="spellEnd"/>
+      <w:proofErr w:type="gramEnd"/>
+      <w:r>
+        <w:rPr>
+          <w:b/>
+          <w:bCs/>
+          <w:spacing w:val="-1"/>
+        </w:rPr>
+        <w:t xml:space="preserve"> </w:t>
+      </w:r>
+      <w:proofErr w:type="spellStart"/>
+      <w:proofErr w:type="gramStart"/>
+      <w:r>
+        <w:rPr>
+          <w:b/>
+          <w:bCs/>
+          <w:spacing w:val="-1"/>
+        </w:rPr>
+        <w:t>City,Shandong</w:t>
+      </w:r>
+      <w:proofErr w:type="spellEnd"/>
+      <w:proofErr w:type="gramEnd"/>
       <w:r>
         <w:rPr>
           <w:b/>
@@ -357,14 +433,62 @@
         </w:rPr>
         <w:t xml:space="preserve"> </w:t>
       </w:r>
+      <w:proofErr w:type="gramStart"/>
       <w:r>
         <w:rPr>
           <w:b/>
           <w:bCs/>
           <w:spacing w:val="-1"/>
         </w:rPr>
-        <w:t>Province,(250206),P.R.China</w:t>
-      </w:r>
+        <w:t>Province,(</w:t>
+      </w:r>
+      <w:proofErr w:type="gramEnd"/>
+      <w:r>
+        <w:rPr>
+          <w:b/>
+          <w:bCs/>
+          <w:spacing w:val="-1"/>
+        </w:rPr>
+        <w:t>250206</w:t>
+      </w:r>
+      <w:proofErr w:type="gramStart"/>
+      <w:r>
+        <w:rPr>
+          <w:b/>
+          <w:bCs/>
+          <w:spacing w:val="-1"/>
+        </w:rPr>
+        <w:t>),</w:t>
+      </w:r>
+      <w:proofErr w:type="spellStart"/>
+      <w:r>
+        <w:rPr>
+          <w:b/>
+          <w:bCs/>
+          <w:spacing w:val="-1"/>
+        </w:rPr>
+        <w:t>P</w:t>
+      </w:r>
+      <w:proofErr w:type="gramEnd"/>
+      <w:r>
+        <w:rPr>
+          <w:b/>
+          <w:bCs/>
+          <w:spacing w:val="-1"/>
+        </w:rPr>
+        <w:t>.</w:t>
+      </w:r>
+      <w:proofErr w:type="gramStart"/>
+      <w:r>
+        <w:rPr>
+          <w:b/>
+          <w:bCs/>
+          <w:spacing w:val="-1"/>
+        </w:rPr>
+        <w:t>R.China</w:t>
+      </w:r>
+      <w:proofErr w:type="spellEnd"/>
+      <w:proofErr w:type="gramEnd"/>
     </w:p>
     <w:p>
       <w:pPr>
@@ -385,7 +509,27 @@
           <w:color w:val="000000"/>
           <w:lang w:eastAsia="zh-CN"/>
         </w:rPr>
-        <w:t>中国山东省济南市章丘区普集街道凤凰山工业园（250206）</w:t>
+        <w:t>中国山东省济南市章丘</w:t>
+      </w:r>
+      <w:proofErr w:type="gramStart"/>
+      <w:r>
+        <w:rPr>
+          <w:rFonts w:cs="Arial" w:hint="eastAsia"/>
+          <w:b/>
+          <w:color w:val="000000"/>
+          <w:lang w:eastAsia="zh-CN"/>
+        </w:rPr>
+        <w:t>区普集</w:t>
+      </w:r>
+      <w:proofErr w:type="gramEnd"/>
+      <w:r>
+        <w:rPr>
+          <w:rFonts w:cs="Arial" w:hint="eastAsia"/>
+          <w:b/>
+          <w:color w:val="000000"/>
+          <w:lang w:eastAsia="zh-CN"/>
+        </w:rPr>
+        <w:t>街道凤凰山工业园（250206）</w:t>
       </w:r>
       <w:r>
         <w:rPr>
@@ -564,7 +708,31 @@
           <w:szCs w:val="18"/>
           <w:lang w:val="en-GB" w:eastAsia="zh-CN"/>
         </w:rPr>
-        <w:t>{{cert_no}}</w:t>
+        <w:t>{{</w:t>
+      </w:r>
+      <w:proofErr w:type="spellStart"/>
+      <w:r>
+        <w:rPr>
+          <w:rFonts w:ascii="Calibri" w:hAnsi="Calibri" w:cs="Arial"/>
+          <w:b/>
+          <w:color w:val="000000"/>
+          <w:sz w:val="18"/>
+          <w:szCs w:val="18"/>
+          <w:lang w:val="en-GB" w:eastAsia="zh-CN"/>
+        </w:rPr>
+        <w:t>cert_no</w:t>
+      </w:r>
+      <w:proofErr w:type="spellEnd"/>
+      <w:r>
+        <w:rPr>
+          <w:rFonts w:ascii="Calibri" w:hAnsi="Calibri" w:cs="Arial"/>
+          <w:b/>
+          <w:color w:val="000000"/>
+          <w:sz w:val="18"/>
+          <w:szCs w:val="18"/>
+          <w:lang w:val="en-GB" w:eastAsia="zh-CN"/>
+        </w:rPr>
+        <w:t>}}</w:t>
       </w:r>
       <w:r>
         <w:rPr>
@@ -1159,6 +1327,7 @@
               </w:rPr>
               <w:t>F</w:t>
             </w:r>
+            <w:proofErr w:type="spellStart"/>
             <w:r>
               <w:rPr>
                 <w:rStyle w:val="ac"/>
@@ -1168,7 +1337,19 @@
                 <w:szCs w:val="18"/>
                 <w:lang w:val="en-GB"/>
               </w:rPr>
-              <w:t>orged Flange</w:t>
+              <w:t>orged</w:t>
+            </w:r>
+            <w:proofErr w:type="spellEnd"/>
+            <w:r>
+              <w:rPr>
+                <w:rStyle w:val="ac"/>
+                <w:rFonts w:ascii="Calibri" w:hAnsi="Calibri" w:cs="Arial"/>
+                <w:color w:val="000000"/>
+                <w:sz w:val="18"/>
+                <w:szCs w:val="18"/>
+                <w:lang w:val="en-GB"/>
+              </w:rPr>
+              <w:t xml:space="preserve"> Flange</w:t>
             </w:r>
           </w:p>
         </w:tc>
@@ -1248,6 +1429,7 @@
                 <w:lang w:eastAsia="zh-CN"/>
               </w:rPr>
             </w:pPr>
+            <w:proofErr w:type="gramStart"/>
             <w:r>
               <w:rPr>
                 <w:rFonts w:hint="eastAsia"/>
@@ -1260,6 +1442,7 @@
               </w:rPr>
               <w:t>固溶退火</w:t>
             </w:r>
+            <w:proofErr w:type="gramEnd"/>
             <w:r>
               <w:rPr>
                 <w:rFonts w:hint="eastAsia"/>
@@ -1576,15 +1759,14 @@
           <w:p>
             <w:pPr>
               <w:spacing w:line="360" w:lineRule="auto"/>
-              <w:ind w:left="2711" w:hangingChars="1500" w:hanging="2711"/>
+              <w:ind w:left="2409" w:hangingChars="1500" w:hanging="2409"/>
               <w:jc w:val="left"/>
               <w:rPr>
                 <w:rFonts w:ascii="Calibri" w:hAnsi="Calibri" w:cs="Arial"/>
                 <w:b/>
                 <w:bCs/>
-                <w:color w:val="000000"/>
-                <w:sz w:val="18"/>
-                <w:szCs w:val="18"/>
+                <w:sz w:val="16"/>
+                <w:szCs w:val="16"/>
                 <w:lang w:val="en-US" w:eastAsia="zh-CN"/>
               </w:rPr>
             </w:pPr>
@@ -1593,24 +1775,77 @@
                 <w:rFonts w:ascii="Calibri" w:hAnsi="Calibri" w:cs="Arial" w:hint="eastAsia"/>
                 <w:b/>
                 <w:bCs/>
-                <w:color w:val="000000"/>
-                <w:sz w:val="18"/>
-                <w:szCs w:val="18"/>
-                <w:lang w:val="en-US" w:eastAsia="zh-CN"/>
-              </w:rPr>
-              <w:t>工厂品牌、标准、尺寸、压力、材料等级、炉号</w:t>
+                <w:sz w:val="16"/>
+                <w:szCs w:val="16"/>
+                <w:lang w:val="en-US" w:eastAsia="zh-CN"/>
+              </w:rPr>
+              <w:t>工厂品牌、标准、尺寸、压力、材料等级、</w:t>
+            </w:r>
+            <w:r>
+              <w:rPr>
+                <w:rFonts w:ascii="Calibri" w:hAnsi="Calibri" w:cs="Arial" w:hint="eastAsia"/>
+                <w:b/>
+                <w:bCs/>
+                <w:sz w:val="16"/>
+                <w:szCs w:val="16"/>
+                <w:lang w:val="en-GB" w:eastAsia="zh-CN"/>
+              </w:rPr>
+              <w:t>交货状态</w:t>
+            </w:r>
+            <w:r>
+              <w:rPr>
+                <w:rFonts w:ascii="Calibri" w:hAnsi="Calibri" w:cs="Arial" w:hint="eastAsia"/>
+                <w:b/>
+                <w:bCs/>
+                <w:sz w:val="16"/>
+                <w:szCs w:val="16"/>
+                <w:lang w:val="en-US" w:eastAsia="zh-CN"/>
+              </w:rPr>
+              <w:t>、</w:t>
+            </w:r>
+            <w:r>
+              <w:rPr>
+                <w:rFonts w:ascii="Calibri" w:hAnsi="Calibri" w:cs="Arial" w:hint="eastAsia"/>
+                <w:b/>
+                <w:bCs/>
+                <w:sz w:val="16"/>
+                <w:szCs w:val="16"/>
+                <w:lang w:eastAsia="zh-CN"/>
+              </w:rPr>
+              <w:t>原材料炉号</w:t>
+            </w:r>
+            <w:r>
+              <w:rPr>
+                <w:rFonts w:ascii="Calibri" w:hAnsi="Calibri" w:cs="Arial" w:hint="eastAsia"/>
+                <w:b/>
+                <w:bCs/>
+                <w:sz w:val="16"/>
+                <w:szCs w:val="16"/>
+                <w:lang w:val="en-US" w:eastAsia="zh-CN"/>
+              </w:rPr>
+              <w:t>、热处理号</w:t>
+            </w:r>
+            <w:r>
+              <w:rPr>
+                <w:rFonts w:ascii="Calibri" w:hAnsi="Calibri" w:cs="Arial" w:hint="eastAsia"/>
+                <w:b/>
+                <w:bCs/>
+                <w:sz w:val="16"/>
+                <w:szCs w:val="16"/>
+                <w:lang w:val="en-US" w:eastAsia="zh-CN"/>
+              </w:rPr>
+              <w:t>.</w:t>
             </w:r>
           </w:p>
           <w:p>
             <w:pPr>
               <w:spacing w:line="360" w:lineRule="auto"/>
-              <w:ind w:left="2711" w:hangingChars="1500" w:hanging="2711"/>
+              <w:ind w:left="2409" w:hangingChars="1500" w:hanging="2409"/>
               <w:jc w:val="left"/>
               <w:rPr>
                 <w:rFonts w:ascii="Calibri" w:hAnsi="Calibri" w:cs="Arial"/>
                 <w:b/>
                 <w:bCs/>
-                <w:color w:val="000000"/>
                 <w:sz w:val="18"/>
                 <w:szCs w:val="18"/>
                 <w:lang w:val="en-GB"/>
@@ -1621,145 +1856,270 @@
                 <w:rFonts w:ascii="Calibri" w:hAnsi="Calibri" w:cs="Arial"/>
                 <w:b/>
                 <w:bCs/>
-                <w:color w:val="000000"/>
-                <w:sz w:val="18"/>
-                <w:szCs w:val="18"/>
+                <w:sz w:val="16"/>
+                <w:szCs w:val="16"/>
                 <w:lang w:val="en-US" w:eastAsia="zh-CN"/>
               </w:rPr>
               <w:t>F</w:t>
             </w:r>
-            <w:r>
-              <w:rPr>
-                <w:rFonts w:ascii="Calibri" w:hAnsi="Calibri" w:cs="Arial"/>
-                <w:b/>
-                <w:bCs/>
-                <w:color w:val="000000"/>
-                <w:sz w:val="18"/>
-                <w:szCs w:val="18"/>
+            <w:proofErr w:type="spellStart"/>
+            <w:r>
+              <w:rPr>
+                <w:rFonts w:ascii="Calibri" w:hAnsi="Calibri" w:cs="Arial"/>
+                <w:b/>
+                <w:bCs/>
+                <w:sz w:val="16"/>
+                <w:szCs w:val="16"/>
                 <w:lang w:val="en-GB" w:eastAsia="zh-CN"/>
               </w:rPr>
-              <w:t xml:space="preserve">actory brand, </w:t>
-            </w:r>
-            <w:r>
-              <w:rPr>
-                <w:rFonts w:ascii="Calibri" w:hAnsi="Calibri" w:cs="Arial"/>
-                <w:b/>
-                <w:bCs/>
-                <w:color w:val="000000"/>
-                <w:sz w:val="18"/>
-                <w:szCs w:val="18"/>
+              <w:t>actory</w:t>
+            </w:r>
+            <w:proofErr w:type="spellEnd"/>
+            <w:r>
+              <w:rPr>
+                <w:rFonts w:ascii="Calibri" w:hAnsi="Calibri" w:cs="Arial"/>
+                <w:b/>
+                <w:bCs/>
+                <w:sz w:val="16"/>
+                <w:szCs w:val="16"/>
+                <w:lang w:val="en-GB" w:eastAsia="zh-CN"/>
+              </w:rPr>
+              <w:t xml:space="preserve"> brand, </w:t>
+            </w:r>
+            <w:r>
+              <w:rPr>
+                <w:rFonts w:ascii="Calibri" w:hAnsi="Calibri" w:cs="Arial"/>
+                <w:b/>
+                <w:bCs/>
+                <w:sz w:val="16"/>
+                <w:szCs w:val="16"/>
                 <w:lang w:val="en-US" w:eastAsia="zh-CN"/>
               </w:rPr>
               <w:t>S</w:t>
             </w:r>
-            <w:r>
-              <w:rPr>
-                <w:rFonts w:ascii="Calibri" w:hAnsi="Calibri" w:cs="Arial"/>
-                <w:b/>
-                <w:bCs/>
-                <w:color w:val="000000"/>
-                <w:sz w:val="18"/>
-                <w:szCs w:val="18"/>
+            <w:proofErr w:type="spellStart"/>
+            <w:r>
+              <w:rPr>
+                <w:rFonts w:ascii="Calibri" w:hAnsi="Calibri" w:cs="Arial"/>
+                <w:b/>
+                <w:bCs/>
+                <w:sz w:val="16"/>
+                <w:szCs w:val="16"/>
                 <w:lang w:val="en-GB" w:eastAsia="zh-CN"/>
               </w:rPr>
-              <w:t xml:space="preserve">tandard, </w:t>
-            </w:r>
-            <w:r>
-              <w:rPr>
-                <w:rFonts w:ascii="Calibri" w:hAnsi="Calibri" w:cs="Arial"/>
-                <w:b/>
-                <w:bCs/>
-                <w:color w:val="000000"/>
-                <w:sz w:val="18"/>
-                <w:szCs w:val="18"/>
+              <w:t>tandard</w:t>
+            </w:r>
+            <w:proofErr w:type="spellEnd"/>
+            <w:r>
+              <w:rPr>
+                <w:rFonts w:ascii="Calibri" w:hAnsi="Calibri" w:cs="Arial"/>
+                <w:b/>
+                <w:bCs/>
+                <w:sz w:val="16"/>
+                <w:szCs w:val="16"/>
+                <w:lang w:val="en-GB" w:eastAsia="zh-CN"/>
+              </w:rPr>
+              <w:t xml:space="preserve">, </w:t>
+            </w:r>
+            <w:r>
+              <w:rPr>
+                <w:rFonts w:ascii="Calibri" w:hAnsi="Calibri" w:cs="Arial"/>
+                <w:b/>
+                <w:bCs/>
+                <w:sz w:val="16"/>
+                <w:szCs w:val="16"/>
                 <w:lang w:val="en-US" w:eastAsia="zh-CN"/>
               </w:rPr>
               <w:t>D</w:t>
             </w:r>
-            <w:r>
-              <w:rPr>
-                <w:rFonts w:ascii="Calibri" w:hAnsi="Calibri" w:cs="Arial"/>
-                <w:b/>
-                <w:bCs/>
-                <w:color w:val="000000"/>
-                <w:sz w:val="18"/>
-                <w:szCs w:val="18"/>
+            <w:proofErr w:type="spellStart"/>
+            <w:r>
+              <w:rPr>
+                <w:rFonts w:ascii="Calibri" w:hAnsi="Calibri" w:cs="Arial"/>
+                <w:b/>
+                <w:bCs/>
+                <w:sz w:val="16"/>
+                <w:szCs w:val="16"/>
                 <w:lang w:val="en-GB" w:eastAsia="zh-CN"/>
               </w:rPr>
-              <w:t xml:space="preserve">imension, </w:t>
-            </w:r>
-            <w:r>
-              <w:rPr>
-                <w:rFonts w:ascii="Calibri" w:hAnsi="Calibri" w:cs="Arial"/>
-                <w:b/>
-                <w:bCs/>
-                <w:color w:val="000000"/>
-                <w:sz w:val="18"/>
-                <w:szCs w:val="18"/>
+              <w:t>imension</w:t>
+            </w:r>
+            <w:proofErr w:type="spellEnd"/>
+            <w:r>
+              <w:rPr>
+                <w:rFonts w:ascii="Calibri" w:hAnsi="Calibri" w:cs="Arial"/>
+                <w:b/>
+                <w:bCs/>
+                <w:sz w:val="16"/>
+                <w:szCs w:val="16"/>
+                <w:lang w:val="en-GB" w:eastAsia="zh-CN"/>
+              </w:rPr>
+              <w:t xml:space="preserve">, </w:t>
+            </w:r>
+            <w:r>
+              <w:rPr>
+                <w:rFonts w:ascii="Calibri" w:hAnsi="Calibri" w:cs="Arial"/>
+                <w:b/>
+                <w:bCs/>
+                <w:sz w:val="16"/>
+                <w:szCs w:val="16"/>
                 <w:lang w:val="en-US" w:eastAsia="zh-CN"/>
               </w:rPr>
               <w:t>P</w:t>
             </w:r>
-            <w:r>
-              <w:rPr>
-                <w:rFonts w:ascii="Calibri" w:hAnsi="Calibri" w:cs="Arial"/>
-                <w:b/>
-                <w:bCs/>
-                <w:color w:val="000000"/>
-                <w:sz w:val="18"/>
-                <w:szCs w:val="18"/>
+            <w:proofErr w:type="spellStart"/>
+            <w:r>
+              <w:rPr>
+                <w:rFonts w:ascii="Calibri" w:hAnsi="Calibri" w:cs="Arial"/>
+                <w:b/>
+                <w:bCs/>
+                <w:sz w:val="16"/>
+                <w:szCs w:val="16"/>
                 <w:lang w:val="en-GB" w:eastAsia="zh-CN"/>
               </w:rPr>
               <w:t>ressure</w:t>
             </w:r>
-            <w:r>
-              <w:rPr>
-                <w:rFonts w:ascii="Calibri" w:hAnsi="Calibri" w:cs="Arial"/>
-                <w:b/>
-                <w:bCs/>
-                <w:color w:val="000000"/>
-                <w:sz w:val="18"/>
-                <w:szCs w:val="18"/>
+            <w:proofErr w:type="spellEnd"/>
+            <w:r>
+              <w:rPr>
+                <w:rFonts w:ascii="Calibri" w:hAnsi="Calibri" w:cs="Arial"/>
+                <w:b/>
+                <w:bCs/>
+                <w:sz w:val="16"/>
+                <w:szCs w:val="16"/>
                 <w:lang w:val="en-US" w:eastAsia="zh-CN"/>
               </w:rPr>
               <w:t>, M</w:t>
             </w:r>
-            <w:r>
-              <w:rPr>
-                <w:rFonts w:ascii="Calibri" w:hAnsi="Calibri" w:cs="Arial"/>
-                <w:b/>
-                <w:bCs/>
-                <w:color w:val="000000"/>
-                <w:sz w:val="18"/>
-                <w:szCs w:val="18"/>
+            <w:proofErr w:type="spellStart"/>
+            <w:r>
+              <w:rPr>
+                <w:rFonts w:ascii="Calibri" w:hAnsi="Calibri" w:cs="Arial"/>
+                <w:b/>
+                <w:bCs/>
+                <w:sz w:val="16"/>
+                <w:szCs w:val="16"/>
                 <w:lang w:val="en-GB" w:eastAsia="zh-CN"/>
               </w:rPr>
-              <w:t>aterial grade</w:t>
-            </w:r>
-            <w:r>
-              <w:rPr>
-                <w:rFonts w:ascii="Calibri" w:hAnsi="Calibri" w:cs="Arial"/>
-                <w:b/>
-                <w:bCs/>
-                <w:color w:val="000000"/>
-                <w:sz w:val="18"/>
-                <w:szCs w:val="18"/>
-                <w:lang w:val="en-US" w:eastAsia="zh-CN"/>
-              </w:rPr>
-              <w:t>, H</w:t>
-            </w:r>
-            <w:r>
-              <w:rPr>
-                <w:rFonts w:ascii="Calibri" w:hAnsi="Calibri" w:cs="Arial"/>
-                <w:b/>
-                <w:bCs/>
-                <w:color w:val="000000"/>
-                <w:sz w:val="18"/>
-                <w:szCs w:val="18"/>
+              <w:t>aterial</w:t>
+            </w:r>
+            <w:proofErr w:type="spellEnd"/>
+            <w:r>
+              <w:rPr>
+                <w:rFonts w:ascii="Calibri" w:hAnsi="Calibri" w:cs="Arial"/>
+                <w:b/>
+                <w:bCs/>
+                <w:sz w:val="16"/>
+                <w:szCs w:val="16"/>
                 <w:lang w:val="en-GB" w:eastAsia="zh-CN"/>
               </w:rPr>
-              <w:t>eat No.</w:t>
-            </w:r>
+              <w:t xml:space="preserve"> grade</w:t>
+            </w:r>
+            <w:r>
+              <w:rPr>
+                <w:rFonts w:ascii="Calibri" w:hAnsi="Calibri" w:cs="Arial"/>
+                <w:b/>
+                <w:bCs/>
+                <w:sz w:val="16"/>
+                <w:szCs w:val="16"/>
+                <w:lang w:val="en-US" w:eastAsia="zh-CN"/>
+              </w:rPr>
+              <w:t xml:space="preserve">, </w:t>
+            </w:r>
+            <w:r>
+              <w:rPr>
+                <w:rFonts w:ascii="Calibri" w:hAnsi="Calibri" w:cs="Arial"/>
+                <w:b/>
+                <w:bCs/>
+                <w:sz w:val="16"/>
+                <w:szCs w:val="16"/>
+                <w:lang w:val="en-GB"/>
+              </w:rPr>
+              <w:t>State of delivery</w:t>
+            </w:r>
+            <w:r>
+              <w:rPr>
+                <w:rFonts w:ascii="Calibri" w:hAnsi="Calibri" w:cs="Arial"/>
+                <w:b/>
+                <w:bCs/>
+                <w:sz w:val="16"/>
+                <w:szCs w:val="16"/>
+                <w:lang w:val="en-US" w:eastAsia="zh-CN"/>
+              </w:rPr>
+              <w:t xml:space="preserve">, </w:t>
+            </w:r>
+            <w:r>
+              <w:rPr>
+                <w:rFonts w:ascii="Calibri" w:hAnsi="Calibri" w:cs="Arial" w:hint="eastAsia"/>
+                <w:b/>
+                <w:bCs/>
+                <w:sz w:val="16"/>
+                <w:szCs w:val="16"/>
+                <w:lang w:val="en-US" w:eastAsia="zh-CN"/>
+              </w:rPr>
+              <w:t xml:space="preserve">Raw material </w:t>
+            </w:r>
+            <w:proofErr w:type="spellStart"/>
+            <w:proofErr w:type="gramStart"/>
+            <w:r>
+              <w:rPr>
+                <w:rFonts w:ascii="Calibri" w:hAnsi="Calibri" w:cs="Arial" w:hint="eastAsia"/>
+                <w:b/>
+                <w:bCs/>
+                <w:sz w:val="16"/>
+                <w:szCs w:val="16"/>
+                <w:lang w:val="en-US" w:eastAsia="zh-CN"/>
+              </w:rPr>
+              <w:t>NO</w:t>
+            </w:r>
+            <w:r>
+              <w:rPr>
+                <w:rFonts w:ascii="Calibri" w:hAnsi="Calibri" w:cs="Arial"/>
+                <w:b/>
+                <w:bCs/>
+                <w:sz w:val="16"/>
+                <w:szCs w:val="16"/>
+                <w:lang w:val="en-US" w:eastAsia="zh-CN"/>
+              </w:rPr>
+              <w:t>,Batch</w:t>
+            </w:r>
+            <w:proofErr w:type="spellEnd"/>
+            <w:proofErr w:type="gramEnd"/>
+            <w:r>
+              <w:rPr>
+                <w:rFonts w:ascii="Calibri" w:hAnsi="Calibri" w:cs="Arial"/>
+                <w:b/>
+                <w:bCs/>
+                <w:sz w:val="16"/>
+                <w:szCs w:val="16"/>
+                <w:lang w:val="en-US" w:eastAsia="zh-CN"/>
+              </w:rPr>
+              <w:t xml:space="preserve"> </w:t>
+            </w:r>
+            <w:proofErr w:type="gramStart"/>
+            <w:r>
+              <w:rPr>
+                <w:rFonts w:ascii="Calibri" w:hAnsi="Calibri" w:cs="Arial"/>
+                <w:b/>
+                <w:bCs/>
+                <w:sz w:val="16"/>
+                <w:szCs w:val="16"/>
+                <w:lang w:val="en-US" w:eastAsia="zh-CN"/>
+              </w:rPr>
+              <w:t xml:space="preserve">No </w:t>
+            </w:r>
+            <w:r>
+              <w:rPr>
+                <w:rFonts w:ascii="Calibri" w:hAnsi="Calibri" w:cs="Arial"/>
+                <w:b/>
+                <w:bCs/>
+                <w:sz w:val="16"/>
+                <w:szCs w:val="16"/>
+                <w:lang w:val="en-GB" w:eastAsia="zh-CN"/>
+              </w:rPr>
+              <w:t>.</w:t>
+            </w:r>
+            <w:proofErr w:type="gramEnd"/>
           </w:p>
         </w:tc>
       </w:tr>
@@ -2135,10 +2495,9 @@
                 <w:rFonts w:ascii="Calibri" w:hAnsi="Calibri" w:cs="Arial"/>
                 <w:b/>
                 <w:bCs/>
-                <w:color w:val="000000"/>
-                <w:sz w:val="18"/>
-                <w:szCs w:val="18"/>
-                <w:lang w:eastAsia="zh-CN"/>
+                <w:sz w:val="18"/>
+                <w:szCs w:val="18"/>
+                <w:lang w:val="en-GB" w:eastAsia="zh-CN"/>
               </w:rPr>
             </w:pPr>
             <w:r>
@@ -2146,36 +2505,35 @@
                 <w:rFonts w:ascii="Calibri" w:hAnsi="Calibri" w:cs="Arial" w:hint="eastAsia"/>
                 <w:b/>
                 <w:bCs/>
-                <w:color w:val="000000"/>
-                <w:sz w:val="18"/>
-                <w:szCs w:val="18"/>
-                <w:lang w:eastAsia="zh-CN"/>
-              </w:rPr>
-              <w:t>炉号</w:t>
-            </w:r>
-          </w:p>
-          <w:p>
-            <w:pPr>
-              <w:jc w:val="center"/>
-              <w:rPr>
-                <w:rFonts w:ascii="Calibri" w:hAnsi="Calibri" w:cs="Arial"/>
-                <w:b/>
-                <w:bCs/>
-                <w:color w:val="000000"/>
-                <w:sz w:val="18"/>
-                <w:szCs w:val="18"/>
-              </w:rPr>
-            </w:pPr>
-            <w:r>
-              <w:rPr>
-                <w:rFonts w:ascii="Calibri" w:hAnsi="Calibri" w:cs="Arial"/>
-                <w:b/>
-                <w:bCs/>
-                <w:color w:val="000000"/>
-                <w:sz w:val="18"/>
-                <w:szCs w:val="18"/>
-              </w:rPr>
-              <w:t>Heat No.</w:t>
+                <w:sz w:val="18"/>
+                <w:szCs w:val="18"/>
+                <w:lang w:val="en-GB" w:eastAsia="zh-CN"/>
+              </w:rPr>
+              <w:t>原材料炉号</w:t>
+            </w:r>
+          </w:p>
+          <w:p>
+            <w:pPr>
+              <w:jc w:val="center"/>
+              <w:rPr>
+                <w:rFonts w:ascii="Calibri" w:hAnsi="Calibri" w:cs="Arial"/>
+                <w:b/>
+                <w:bCs/>
+                <w:color w:val="000000"/>
+                <w:sz w:val="18"/>
+                <w:szCs w:val="18"/>
+              </w:rPr>
+            </w:pPr>
+            <w:r>
+              <w:rPr>
+                <w:rFonts w:ascii="Calibri" w:hAnsi="Calibri" w:cs="Arial" w:hint="eastAsia"/>
+                <w:b/>
+                <w:bCs/>
+                <w:sz w:val="18"/>
+                <w:szCs w:val="18"/>
+                <w:lang w:val="en-GB" w:eastAsia="zh-CN"/>
+              </w:rPr>
+              <w:t>Raw material NO.</w:t>
             </w:r>
           </w:p>
         </w:tc>
@@ -2285,7 +2643,21 @@
               <w:rPr>
                 <w:spacing w:val="-2"/>
               </w:rPr>
-              <w:t>{{drawing_no}}</w:t>
+              <w:t>{{</w:t>
+            </w:r>
+            <w:proofErr w:type="spellStart"/>
+            <w:r>
+              <w:rPr>
+                <w:spacing w:val="-2"/>
+              </w:rPr>
+              <w:t>drawing_no</w:t>
+            </w:r>
+            <w:proofErr w:type="spellEnd"/>
+            <w:r>
+              <w:rPr>
+                <w:spacing w:val="-2"/>
+              </w:rPr>
+              <w:t>}}</w:t>
             </w:r>
           </w:p>
         </w:tc>
@@ -2308,7 +2680,21 @@
               <w:rPr>
                 <w:spacing w:val="-2"/>
               </w:rPr>
-              <w:t>{{part_no}}</w:t>
+              <w:t>{{</w:t>
+            </w:r>
+            <w:proofErr w:type="spellStart"/>
+            <w:r>
+              <w:rPr>
+                <w:spacing w:val="-2"/>
+              </w:rPr>
+              <w:t>part_no</w:t>
+            </w:r>
+            <w:proofErr w:type="spellEnd"/>
+            <w:r>
+              <w:rPr>
+                <w:spacing w:val="-2"/>
+              </w:rPr>
+              <w:t>}}</w:t>
             </w:r>
           </w:p>
         </w:tc>
@@ -2354,7 +2740,21 @@
               <w:rPr>
                 <w:spacing w:val="-2"/>
               </w:rPr>
-              <w:t>{{heat_no}}</w:t>
+              <w:t>{{</w:t>
+            </w:r>
+            <w:proofErr w:type="spellStart"/>
+            <w:r>
+              <w:rPr>
+                <w:spacing w:val="-2"/>
+              </w:rPr>
+              <w:t>heat_no</w:t>
+            </w:r>
+            <w:proofErr w:type="spellEnd"/>
+            <w:r>
+              <w:rPr>
+                <w:spacing w:val="-2"/>
+              </w:rPr>
+              <w:t>}}</w:t>
             </w:r>
           </w:p>
         </w:tc>
@@ -2377,7 +2777,21 @@
               <w:rPr>
                 <w:spacing w:val="-2"/>
               </w:rPr>
-              <w:t>{{batch_no}}</w:t>
+              <w:t>{{</w:t>
+            </w:r>
+            <w:proofErr w:type="spellStart"/>
+            <w:r>
+              <w:rPr>
+                <w:spacing w:val="-2"/>
+              </w:rPr>
+              <w:t>batch_no</w:t>
+            </w:r>
+            <w:proofErr w:type="spellEnd"/>
+            <w:r>
+              <w:rPr>
+                <w:spacing w:val="-2"/>
+              </w:rPr>
+              <w:t>}}</w:t>
             </w:r>
           </w:p>
         </w:tc>
@@ -2483,39 +2897,11 @@
           </w:tcPr>
           <w:p>
             <w:pPr>
-              <w:spacing w:before="55" w:line="179" w:lineRule="auto"/>
-              <w:ind w:firstLineChars="300" w:firstLine="518"/>
-              <w:rPr>
-                <w:rFonts w:ascii="Calibri" w:hAnsi="Calibri" w:cs="Calibri"/>
-                <w:b/>
-                <w:bCs/>
-                <w:spacing w:val="-4"/>
-                <w:sz w:val="18"/>
-                <w:szCs w:val="18"/>
-                <w:lang w:eastAsia="zh-CN"/>
-              </w:rPr>
-            </w:pPr>
-            <w:r>
-              <w:rPr>
-                <w:rFonts w:ascii="Calibri" w:hAnsi="Calibri" w:cs="Calibri" w:hint="eastAsia"/>
-                <w:b/>
-                <w:bCs/>
-                <w:spacing w:val="-4"/>
-                <w:sz w:val="18"/>
-                <w:szCs w:val="18"/>
-                <w:lang w:eastAsia="zh-CN"/>
-              </w:rPr>
-              <w:t>炉号</w:t>
-            </w:r>
-          </w:p>
-          <w:p>
-            <w:pPr>
-              <w:jc w:val="center"/>
-              <w:rPr>
-                <w:rFonts w:ascii="Calibri" w:hAnsi="Calibri" w:cs="Arial"/>
-                <w:b/>
-                <w:bCs/>
-                <w:color w:val="000000"/>
+              <w:jc w:val="center"/>
+              <w:rPr>
+                <w:rFonts w:ascii="Calibri" w:hAnsi="Calibri" w:cs="Arial"/>
+                <w:b/>
+                <w:bCs/>
                 <w:sz w:val="18"/>
                 <w:szCs w:val="18"/>
                 <w:lang w:val="en-GB" w:eastAsia="zh-CN"/>
@@ -2523,48 +2909,39 @@
             </w:pPr>
             <w:r>
               <w:rPr>
-                <w:rFonts w:ascii="Calibri" w:eastAsia="Calibri" w:hAnsi="Calibri" w:cs="Calibri"/>
-                <w:b/>
-                <w:bCs/>
-                <w:spacing w:val="-4"/>
-                <w:sz w:val="18"/>
-                <w:szCs w:val="18"/>
-              </w:rPr>
-              <w:t>Heat</w:t>
-            </w:r>
-            <w:r>
-              <w:rPr>
-                <w:rFonts w:ascii="Calibri" w:eastAsia="Calibri" w:hAnsi="Calibri" w:cs="Calibri"/>
-                <w:b/>
-                <w:bCs/>
-                <w:spacing w:val="13"/>
-                <w:sz w:val="18"/>
-                <w:szCs w:val="18"/>
-              </w:rPr>
-              <w:t xml:space="preserve"> </w:t>
-            </w:r>
-            <w:r>
-              <w:rPr>
-                <w:rFonts w:ascii="Calibri" w:eastAsia="Calibri" w:hAnsi="Calibri" w:cs="Calibri"/>
-                <w:b/>
-                <w:bCs/>
-                <w:spacing w:val="-4"/>
-                <w:sz w:val="18"/>
-                <w:szCs w:val="18"/>
-              </w:rPr>
-              <w:t>No</w:t>
-            </w:r>
-            <w:r>
-              <w:rPr>
-                <w:rFonts w:ascii="Calibri" w:hAnsi="Calibri" w:cs="Arial"/>
-                <w:b/>
-                <w:bCs/>
-                <w:color w:val="000000"/>
-                <w:sz w:val="15"/>
-                <w:szCs w:val="15"/>
+                <w:rFonts w:ascii="Calibri" w:hAnsi="Calibri" w:cs="Arial" w:hint="eastAsia"/>
+                <w:b/>
+                <w:bCs/>
+                <w:sz w:val="18"/>
+                <w:szCs w:val="18"/>
                 <w:lang w:val="en-GB" w:eastAsia="zh-CN"/>
               </w:rPr>
-              <w:t>.</w:t>
+              <w:t>原材料炉号</w:t>
+            </w:r>
+          </w:p>
+          <w:p>
+            <w:pPr>
+              <w:jc w:val="center"/>
+              <w:rPr>
+                <w:rFonts w:ascii="Calibri" w:hAnsi="Calibri" w:cs="Arial"/>
+                <w:b/>
+                <w:bCs/>
+                <w:color w:val="000000"/>
+                <w:sz w:val="18"/>
+                <w:szCs w:val="18"/>
+                <w:lang w:val="en-GB" w:eastAsia="zh-CN"/>
+              </w:rPr>
+            </w:pPr>
+            <w:r>
+              <w:rPr>
+                <w:rFonts w:ascii="Calibri" w:hAnsi="Calibri" w:cs="Arial" w:hint="eastAsia"/>
+                <w:b/>
+                <w:bCs/>
+                <w:sz w:val="18"/>
+                <w:szCs w:val="18"/>
+                <w:lang w:val="en-GB" w:eastAsia="zh-CN"/>
+              </w:rPr>
+              <w:t>Raw material NO.</w:t>
             </w:r>
           </w:p>
         </w:tc>
@@ -3304,7 +3681,29 @@
                 <w:szCs w:val="18"/>
                 <w:lang w:val="en-US" w:eastAsia="zh-CN"/>
               </w:rPr>
-              <w:t>{{heat_no}}</w:t>
+              <w:t>{{</w:t>
+            </w:r>
+            <w:proofErr w:type="spellStart"/>
+            <w:r>
+              <w:rPr>
+                <w:rFonts w:ascii="Calibri" w:hAnsi="Calibri" w:cs="Arial"/>
+                <w:color w:val="000000"/>
+                <w:sz w:val="18"/>
+                <w:szCs w:val="18"/>
+                <w:lang w:val="en-US" w:eastAsia="zh-CN"/>
+              </w:rPr>
+              <w:t>heat_no</w:t>
+            </w:r>
+            <w:proofErr w:type="spellEnd"/>
+            <w:r>
+              <w:rPr>
+                <w:rFonts w:ascii="Calibri" w:hAnsi="Calibri" w:cs="Arial"/>
+                <w:color w:val="000000"/>
+                <w:sz w:val="18"/>
+                <w:szCs w:val="18"/>
+                <w:lang w:val="en-US" w:eastAsia="zh-CN"/>
+              </w:rPr>
+              <w:t>}}</w:t>
             </w:r>
           </w:p>
         </w:tc>
@@ -3350,7 +3749,27 @@
                 <w:szCs w:val="18"/>
                 <w:lang w:val="en-US" w:eastAsia="zh-CN" w:bidi="ar"/>
               </w:rPr>
-              <w:t>{{mech_yield}}</w:t>
+              <w:t>{{</w:t>
+            </w:r>
+            <w:proofErr w:type="spellStart"/>
+            <w:r>
+              <w:rPr>
+                <w:color w:val="000000"/>
+                <w:sz w:val="18"/>
+                <w:szCs w:val="18"/>
+                <w:lang w:val="en-US" w:eastAsia="zh-CN" w:bidi="ar"/>
+              </w:rPr>
+              <w:t>mech_yield</w:t>
+            </w:r>
+            <w:proofErr w:type="spellEnd"/>
+            <w:r>
+              <w:rPr>
+                <w:color w:val="000000"/>
+                <w:sz w:val="18"/>
+                <w:szCs w:val="18"/>
+                <w:lang w:val="en-US" w:eastAsia="zh-CN" w:bidi="ar"/>
+              </w:rPr>
+              <w:t>}}</w:t>
             </w:r>
           </w:p>
         </w:tc>
@@ -3378,7 +3797,27 @@
                 <w:szCs w:val="18"/>
                 <w:lang w:val="en-US" w:eastAsia="zh-CN" w:bidi="ar"/>
               </w:rPr>
-              <w:t>{{mech_tensile}}</w:t>
+              <w:t>{{</w:t>
+            </w:r>
+            <w:proofErr w:type="spellStart"/>
+            <w:r>
+              <w:rPr>
+                <w:color w:val="000000"/>
+                <w:sz w:val="18"/>
+                <w:szCs w:val="18"/>
+                <w:lang w:val="en-US" w:eastAsia="zh-CN" w:bidi="ar"/>
+              </w:rPr>
+              <w:t>mech_tensile</w:t>
+            </w:r>
+            <w:proofErr w:type="spellEnd"/>
+            <w:r>
+              <w:rPr>
+                <w:color w:val="000000"/>
+                <w:sz w:val="18"/>
+                <w:szCs w:val="18"/>
+                <w:lang w:val="en-US" w:eastAsia="zh-CN" w:bidi="ar"/>
+              </w:rPr>
+              <w:t>}}</w:t>
             </w:r>
           </w:p>
         </w:tc>
@@ -3406,7 +3845,27 @@
                 <w:szCs w:val="18"/>
                 <w:lang w:val="en-US" w:eastAsia="zh-CN" w:bidi="ar"/>
               </w:rPr>
-              <w:t>{{mech_elongation}}</w:t>
+              <w:t>{{</w:t>
+            </w:r>
+            <w:proofErr w:type="spellStart"/>
+            <w:r>
+              <w:rPr>
+                <w:color w:val="000000"/>
+                <w:sz w:val="18"/>
+                <w:szCs w:val="18"/>
+                <w:lang w:val="en-US" w:eastAsia="zh-CN" w:bidi="ar"/>
+              </w:rPr>
+              <w:t>mech_elongation</w:t>
+            </w:r>
+            <w:proofErr w:type="spellEnd"/>
+            <w:r>
+              <w:rPr>
+                <w:color w:val="000000"/>
+                <w:sz w:val="18"/>
+                <w:szCs w:val="18"/>
+                <w:lang w:val="en-US" w:eastAsia="zh-CN" w:bidi="ar"/>
+              </w:rPr>
+              <w:t>}}</w:t>
             </w:r>
           </w:p>
         </w:tc>
@@ -3434,7 +3893,27 @@
                 <w:szCs w:val="18"/>
                 <w:lang w:val="en-US" w:eastAsia="zh-CN" w:bidi="ar"/>
               </w:rPr>
-              <w:t>{{mech_reduction}}</w:t>
+              <w:t>{{</w:t>
+            </w:r>
+            <w:proofErr w:type="spellStart"/>
+            <w:r>
+              <w:rPr>
+                <w:color w:val="000000"/>
+                <w:sz w:val="18"/>
+                <w:szCs w:val="18"/>
+                <w:lang w:val="en-US" w:eastAsia="zh-CN" w:bidi="ar"/>
+              </w:rPr>
+              <w:t>mech_reduction</w:t>
+            </w:r>
+            <w:proofErr w:type="spellEnd"/>
+            <w:r>
+              <w:rPr>
+                <w:color w:val="000000"/>
+                <w:sz w:val="18"/>
+                <w:szCs w:val="18"/>
+                <w:lang w:val="en-US" w:eastAsia="zh-CN" w:bidi="ar"/>
+              </w:rPr>
+              <w:t>}}</w:t>
             </w:r>
           </w:p>
         </w:tc>
@@ -3471,6 +3950,7 @@
         </w:rPr>
         <w:t>D</w:t>
       </w:r>
+      <w:proofErr w:type="spellStart"/>
       <w:r>
         <w:rPr>
           <w:rFonts w:ascii="Calibri" w:hAnsi="Calibri" w:cs="Arial"/>
@@ -3479,7 +3959,18 @@
           <w:szCs w:val="18"/>
           <w:lang w:val="en-GB"/>
         </w:rPr>
-        <w:t>irection of specimen: Tangential</w:t>
+        <w:t>irection</w:t>
+      </w:r>
+      <w:proofErr w:type="spellEnd"/>
+      <w:r>
+        <w:rPr>
+          <w:rFonts w:ascii="Calibri" w:hAnsi="Calibri" w:cs="Arial"/>
+          <w:color w:val="000000"/>
+          <w:sz w:val="18"/>
+          <w:szCs w:val="18"/>
+          <w:lang w:val="en-GB"/>
+        </w:rPr>
+        <w:t xml:space="preserve"> of specimen: Tangential</w:t>
       </w:r>
     </w:p>
     <w:p>
@@ -3659,6 +4150,7 @@
                 <w:lang w:val="en-GB"/>
               </w:rPr>
             </w:pPr>
+            <w:proofErr w:type="gramStart"/>
             <w:r>
               <w:rPr>
                 <w:rFonts w:ascii="Calibri" w:hAnsi="Calibri" w:cs="SimSun"/>
@@ -3669,7 +4161,20 @@
                 <w:szCs w:val="18"/>
                 <w:lang w:val="en-GB"/>
               </w:rPr>
-              <w:t>C(%)</w:t>
+              <w:t>C(</w:t>
+            </w:r>
+            <w:proofErr w:type="gramEnd"/>
+            <w:r>
+              <w:rPr>
+                <w:rFonts w:ascii="Calibri" w:hAnsi="Calibri" w:cs="SimSun"/>
+                <w:b/>
+                <w:bCs/>
+                <w:color w:val="000000"/>
+                <w:sz w:val="18"/>
+                <w:szCs w:val="18"/>
+                <w:lang w:val="en-GB"/>
+              </w:rPr>
+              <w:t>%)</w:t>
             </w:r>
           </w:p>
         </w:tc>
@@ -3717,6 +4222,7 @@
                 <w:lang w:val="en-GB"/>
               </w:rPr>
             </w:pPr>
+            <w:proofErr w:type="gramStart"/>
             <w:r>
               <w:rPr>
                 <w:rFonts w:ascii="Calibri" w:hAnsi="Calibri" w:cs="SimSun"/>
@@ -3727,7 +4233,20 @@
                 <w:szCs w:val="18"/>
                 <w:lang w:val="en-GB"/>
               </w:rPr>
-              <w:t>Mn(%)</w:t>
+              <w:t>Mn(</w:t>
+            </w:r>
+            <w:proofErr w:type="gramEnd"/>
+            <w:r>
+              <w:rPr>
+                <w:rFonts w:ascii="Calibri" w:hAnsi="Calibri" w:cs="SimSun"/>
+                <w:b/>
+                <w:bCs/>
+                <w:color w:val="000000"/>
+                <w:sz w:val="18"/>
+                <w:szCs w:val="18"/>
+                <w:lang w:val="en-GB"/>
+              </w:rPr>
+              <w:t>%)</w:t>
             </w:r>
           </w:p>
         </w:tc>
@@ -3775,6 +4294,7 @@
                 <w:lang w:val="en-GB"/>
               </w:rPr>
             </w:pPr>
+            <w:proofErr w:type="gramStart"/>
             <w:r>
               <w:rPr>
                 <w:rFonts w:ascii="Calibri" w:hAnsi="Calibri" w:cs="SimSun"/>
@@ -3785,7 +4305,20 @@
                 <w:szCs w:val="18"/>
                 <w:lang w:val="en-GB"/>
               </w:rPr>
-              <w:t>P(%)</w:t>
+              <w:t>P(</w:t>
+            </w:r>
+            <w:proofErr w:type="gramEnd"/>
+            <w:r>
+              <w:rPr>
+                <w:rFonts w:ascii="Calibri" w:hAnsi="Calibri" w:cs="SimSun"/>
+                <w:b/>
+                <w:bCs/>
+                <w:color w:val="000000"/>
+                <w:sz w:val="18"/>
+                <w:szCs w:val="18"/>
+                <w:lang w:val="en-GB"/>
+              </w:rPr>
+              <w:t>%)</w:t>
             </w:r>
           </w:p>
         </w:tc>
@@ -3833,6 +4366,7 @@
                 <w:lang w:val="en-GB"/>
               </w:rPr>
             </w:pPr>
+            <w:proofErr w:type="gramStart"/>
             <w:r>
               <w:rPr>
                 <w:rFonts w:ascii="Calibri" w:hAnsi="Calibri" w:cs="SimSun"/>
@@ -3843,7 +4377,20 @@
                 <w:szCs w:val="18"/>
                 <w:lang w:val="en-GB"/>
               </w:rPr>
-              <w:t>S(%)</w:t>
+              <w:t>S(</w:t>
+            </w:r>
+            <w:proofErr w:type="gramEnd"/>
+            <w:r>
+              <w:rPr>
+                <w:rFonts w:ascii="Calibri" w:hAnsi="Calibri" w:cs="SimSun"/>
+                <w:b/>
+                <w:bCs/>
+                <w:color w:val="000000"/>
+                <w:sz w:val="18"/>
+                <w:szCs w:val="18"/>
+                <w:lang w:val="en-GB"/>
+              </w:rPr>
+              <w:t>%)</w:t>
             </w:r>
           </w:p>
         </w:tc>
@@ -3891,6 +4438,7 @@
                 <w:lang w:val="en-GB"/>
               </w:rPr>
             </w:pPr>
+            <w:proofErr w:type="gramStart"/>
             <w:r>
               <w:rPr>
                 <w:rFonts w:ascii="Calibri" w:hAnsi="Calibri" w:cs="SimSun"/>
@@ -3901,7 +4449,20 @@
                 <w:szCs w:val="18"/>
                 <w:lang w:val="en-GB"/>
               </w:rPr>
-              <w:t>Si(%)</w:t>
+              <w:t>Si(</w:t>
+            </w:r>
+            <w:proofErr w:type="gramEnd"/>
+            <w:r>
+              <w:rPr>
+                <w:rFonts w:ascii="Calibri" w:hAnsi="Calibri" w:cs="SimSun"/>
+                <w:b/>
+                <w:bCs/>
+                <w:color w:val="000000"/>
+                <w:sz w:val="18"/>
+                <w:szCs w:val="18"/>
+                <w:lang w:val="en-GB"/>
+              </w:rPr>
+              <w:t>%)</w:t>
             </w:r>
           </w:p>
         </w:tc>
@@ -3949,6 +4510,7 @@
                 <w:lang w:val="en-US" w:eastAsia="zh-CN"/>
               </w:rPr>
             </w:pPr>
+            <w:proofErr w:type="gramStart"/>
             <w:r>
               <w:rPr>
                 <w:rFonts w:ascii="Calibri" w:hAnsi="Calibri" w:cs="SimSun"/>
@@ -3959,7 +4521,20 @@
                 <w:szCs w:val="18"/>
                 <w:lang w:val="en-GB"/>
               </w:rPr>
-              <w:t>Ni(%)</w:t>
+              <w:t>Ni(</w:t>
+            </w:r>
+            <w:proofErr w:type="gramEnd"/>
+            <w:r>
+              <w:rPr>
+                <w:rFonts w:ascii="Calibri" w:hAnsi="Calibri" w:cs="SimSun"/>
+                <w:b/>
+                <w:bCs/>
+                <w:color w:val="000000"/>
+                <w:sz w:val="18"/>
+                <w:szCs w:val="18"/>
+                <w:lang w:val="en-GB"/>
+              </w:rPr>
+              <w:t>%)</w:t>
             </w:r>
           </w:p>
         </w:tc>
@@ -3981,6 +4556,7 @@
                 <w:lang w:val="en-GB" w:eastAsia="zh-CN"/>
               </w:rPr>
             </w:pPr>
+            <w:proofErr w:type="gramStart"/>
             <w:r>
               <w:rPr>
                 <w:rFonts w:ascii="Calibri" w:hAnsi="Calibri" w:cs="SimSun" w:hint="eastAsia"/>
@@ -3993,6 +4569,7 @@
               </w:rPr>
               <w:t>铬</w:t>
             </w:r>
+            <w:proofErr w:type="gramEnd"/>
           </w:p>
           <w:p>
             <w:pPr>
@@ -4007,6 +4584,7 @@
                 <w:lang w:val="en-GB"/>
               </w:rPr>
             </w:pPr>
+            <w:proofErr w:type="gramStart"/>
             <w:r>
               <w:rPr>
                 <w:rFonts w:ascii="Calibri" w:hAnsi="Calibri" w:cs="SimSun"/>
@@ -4017,7 +4595,20 @@
                 <w:szCs w:val="18"/>
                 <w:lang w:val="en-GB"/>
               </w:rPr>
-              <w:t>Cr(%)</w:t>
+              <w:t>Cr(</w:t>
+            </w:r>
+            <w:proofErr w:type="gramEnd"/>
+            <w:r>
+              <w:rPr>
+                <w:rFonts w:ascii="Calibri" w:hAnsi="Calibri" w:cs="SimSun"/>
+                <w:b/>
+                <w:bCs/>
+                <w:color w:val="000000"/>
+                <w:sz w:val="18"/>
+                <w:szCs w:val="18"/>
+                <w:lang w:val="en-GB"/>
+              </w:rPr>
+              <w:t>%)</w:t>
             </w:r>
           </w:p>
         </w:tc>
@@ -4051,7 +4642,29 @@
                 <w:szCs w:val="18"/>
                 <w:lang w:val="en-US" w:eastAsia="zh-CN"/>
               </w:rPr>
-              <w:t>{{heat_no}}</w:t>
+              <w:t>{{</w:t>
+            </w:r>
+            <w:proofErr w:type="spellStart"/>
+            <w:r>
+              <w:rPr>
+                <w:rFonts w:ascii="Calibri" w:hAnsi="Calibri" w:cs="Arial"/>
+                <w:color w:val="000000"/>
+                <w:sz w:val="18"/>
+                <w:szCs w:val="18"/>
+                <w:lang w:val="en-US" w:eastAsia="zh-CN"/>
+              </w:rPr>
+              <w:t>heat_no</w:t>
+            </w:r>
+            <w:proofErr w:type="spellEnd"/>
+            <w:r>
+              <w:rPr>
+                <w:rFonts w:ascii="Calibri" w:hAnsi="Calibri" w:cs="Arial"/>
+                <w:color w:val="000000"/>
+                <w:sz w:val="18"/>
+                <w:szCs w:val="18"/>
+                <w:lang w:val="en-US" w:eastAsia="zh-CN"/>
+              </w:rPr>
+              <w:t>}}</w:t>
             </w:r>
           </w:p>
         </w:tc>
@@ -4512,7 +5125,27 @@
                 <w:sz w:val="18"/>
                 <w:lang w:val="en-US" w:eastAsia="zh-CN"/>
               </w:rPr>
-              <w:t>{{C_raw_bar}}</w:t>
+              <w:t>{{</w:t>
+            </w:r>
+            <w:proofErr w:type="spellStart"/>
+            <w:r>
+              <w:rPr>
+                <w:rFonts w:ascii="Calibri" w:hAnsi="Calibri" w:cs="Arial"/>
+                <w:color w:val="000000"/>
+                <w:sz w:val="18"/>
+                <w:lang w:val="en-US" w:eastAsia="zh-CN"/>
+              </w:rPr>
+              <w:t>C_raw_bar</w:t>
+            </w:r>
+            <w:proofErr w:type="spellEnd"/>
+            <w:r>
+              <w:rPr>
+                <w:rFonts w:ascii="Calibri" w:hAnsi="Calibri" w:cs="Arial"/>
+                <w:color w:val="000000"/>
+                <w:sz w:val="18"/>
+                <w:lang w:val="en-US" w:eastAsia="zh-CN"/>
+              </w:rPr>
+              <w:t>}}</w:t>
             </w:r>
           </w:p>
         </w:tc>
@@ -4538,7 +5171,27 @@
                 <w:sz w:val="18"/>
                 <w:lang w:val="en-US" w:eastAsia="zh-CN"/>
               </w:rPr>
-              <w:t>{{Mn_raw_bar}}</w:t>
+              <w:t>{{</w:t>
+            </w:r>
+            <w:proofErr w:type="spellStart"/>
+            <w:r>
+              <w:rPr>
+                <w:rFonts w:ascii="Calibri" w:hAnsi="Calibri" w:cs="Arial"/>
+                <w:color w:val="000000"/>
+                <w:sz w:val="18"/>
+                <w:lang w:val="en-US" w:eastAsia="zh-CN"/>
+              </w:rPr>
+              <w:t>Mn_raw_bar</w:t>
+            </w:r>
+            <w:proofErr w:type="spellEnd"/>
+            <w:r>
+              <w:rPr>
+                <w:rFonts w:ascii="Calibri" w:hAnsi="Calibri" w:cs="Arial"/>
+                <w:color w:val="000000"/>
+                <w:sz w:val="18"/>
+                <w:lang w:val="en-US" w:eastAsia="zh-CN"/>
+              </w:rPr>
+              <w:t>}}</w:t>
             </w:r>
           </w:p>
         </w:tc>
@@ -4564,7 +5217,27 @@
                 <w:sz w:val="18"/>
                 <w:lang w:val="en-US" w:eastAsia="zh-CN"/>
               </w:rPr>
-              <w:t>{{P_raw_bar}}</w:t>
+              <w:t>{{</w:t>
+            </w:r>
+            <w:proofErr w:type="spellStart"/>
+            <w:r>
+              <w:rPr>
+                <w:rFonts w:ascii="Calibri" w:hAnsi="Calibri" w:cs="Arial"/>
+                <w:color w:val="000000"/>
+                <w:sz w:val="18"/>
+                <w:lang w:val="en-US" w:eastAsia="zh-CN"/>
+              </w:rPr>
+              <w:t>P_raw_bar</w:t>
+            </w:r>
+            <w:proofErr w:type="spellEnd"/>
+            <w:r>
+              <w:rPr>
+                <w:rFonts w:ascii="Calibri" w:hAnsi="Calibri" w:cs="Arial"/>
+                <w:color w:val="000000"/>
+                <w:sz w:val="18"/>
+                <w:lang w:val="en-US" w:eastAsia="zh-CN"/>
+              </w:rPr>
+              <w:t>}}</w:t>
             </w:r>
           </w:p>
         </w:tc>
@@ -4590,7 +5263,27 @@
                 <w:sz w:val="18"/>
                 <w:lang w:val="en-US" w:eastAsia="zh-CN"/>
               </w:rPr>
-              <w:t>{{S_raw_bar}}</w:t>
+              <w:t>{{</w:t>
+            </w:r>
+            <w:proofErr w:type="spellStart"/>
+            <w:r>
+              <w:rPr>
+                <w:rFonts w:ascii="Calibri" w:hAnsi="Calibri" w:cs="Arial"/>
+                <w:color w:val="000000"/>
+                <w:sz w:val="18"/>
+                <w:lang w:val="en-US" w:eastAsia="zh-CN"/>
+              </w:rPr>
+              <w:t>S_raw_bar</w:t>
+            </w:r>
+            <w:proofErr w:type="spellEnd"/>
+            <w:r>
+              <w:rPr>
+                <w:rFonts w:ascii="Calibri" w:hAnsi="Calibri" w:cs="Arial"/>
+                <w:color w:val="000000"/>
+                <w:sz w:val="18"/>
+                <w:lang w:val="en-US" w:eastAsia="zh-CN"/>
+              </w:rPr>
+              <w:t>}}</w:t>
             </w:r>
           </w:p>
         </w:tc>
@@ -4616,7 +5309,27 @@
                 <w:sz w:val="18"/>
                 <w:lang w:val="en-US" w:eastAsia="zh-CN"/>
               </w:rPr>
-              <w:t>{{Si_raw_bar}}</w:t>
+              <w:t>{{</w:t>
+            </w:r>
+            <w:proofErr w:type="spellStart"/>
+            <w:r>
+              <w:rPr>
+                <w:rFonts w:ascii="Calibri" w:hAnsi="Calibri" w:cs="Arial"/>
+                <w:color w:val="000000"/>
+                <w:sz w:val="18"/>
+                <w:lang w:val="en-US" w:eastAsia="zh-CN"/>
+              </w:rPr>
+              <w:t>Si_raw_bar</w:t>
+            </w:r>
+            <w:proofErr w:type="spellEnd"/>
+            <w:r>
+              <w:rPr>
+                <w:rFonts w:ascii="Calibri" w:hAnsi="Calibri" w:cs="Arial"/>
+                <w:color w:val="000000"/>
+                <w:sz w:val="18"/>
+                <w:lang w:val="en-US" w:eastAsia="zh-CN"/>
+              </w:rPr>
+              <w:t>}}</w:t>
             </w:r>
           </w:p>
         </w:tc>
@@ -4642,7 +5355,27 @@
                 <w:sz w:val="18"/>
                 <w:lang w:val="en-US" w:eastAsia="zh-CN"/>
               </w:rPr>
-              <w:t>{{Ni_raw_bar}}</w:t>
+              <w:t>{{</w:t>
+            </w:r>
+            <w:proofErr w:type="spellStart"/>
+            <w:r>
+              <w:rPr>
+                <w:rFonts w:ascii="Calibri" w:hAnsi="Calibri" w:cs="Arial"/>
+                <w:color w:val="000000"/>
+                <w:sz w:val="18"/>
+                <w:lang w:val="en-US" w:eastAsia="zh-CN"/>
+              </w:rPr>
+              <w:t>Ni_raw_bar</w:t>
+            </w:r>
+            <w:proofErr w:type="spellEnd"/>
+            <w:r>
+              <w:rPr>
+                <w:rFonts w:ascii="Calibri" w:hAnsi="Calibri" w:cs="Arial"/>
+                <w:color w:val="000000"/>
+                <w:sz w:val="18"/>
+                <w:lang w:val="en-US" w:eastAsia="zh-CN"/>
+              </w:rPr>
+              <w:t>}}</w:t>
             </w:r>
           </w:p>
         </w:tc>
@@ -4668,7 +5401,27 @@
                 <w:sz w:val="18"/>
                 <w:lang w:val="en-US" w:eastAsia="zh-CN"/>
               </w:rPr>
-              <w:t>{{Cr_raw_bar}}</w:t>
+              <w:t>{{</w:t>
+            </w:r>
+            <w:proofErr w:type="spellStart"/>
+            <w:r>
+              <w:rPr>
+                <w:rFonts w:ascii="Calibri" w:hAnsi="Calibri" w:cs="Arial"/>
+                <w:color w:val="000000"/>
+                <w:sz w:val="18"/>
+                <w:lang w:val="en-US" w:eastAsia="zh-CN"/>
+              </w:rPr>
+              <w:t>Cr_raw_bar</w:t>
+            </w:r>
+            <w:proofErr w:type="spellEnd"/>
+            <w:r>
+              <w:rPr>
+                <w:rFonts w:ascii="Calibri" w:hAnsi="Calibri" w:cs="Arial"/>
+                <w:color w:val="000000"/>
+                <w:sz w:val="18"/>
+                <w:lang w:val="en-US" w:eastAsia="zh-CN"/>
+              </w:rPr>
+              <w:t>}}</w:t>
             </w:r>
           </w:p>
         </w:tc>
@@ -4757,7 +5510,27 @@
                 <w:sz w:val="18"/>
                 <w:lang w:val="en-US" w:eastAsia="zh-CN"/>
               </w:rPr>
-              <w:t>{{C_self_inspection}}</w:t>
+              <w:t>{{</w:t>
+            </w:r>
+            <w:proofErr w:type="spellStart"/>
+            <w:r>
+              <w:rPr>
+                <w:rFonts w:ascii="Calibri" w:hAnsi="Calibri" w:cs="Arial"/>
+                <w:color w:val="000000"/>
+                <w:sz w:val="18"/>
+                <w:lang w:val="en-US" w:eastAsia="zh-CN"/>
+              </w:rPr>
+              <w:t>C_self_inspection</w:t>
+            </w:r>
+            <w:proofErr w:type="spellEnd"/>
+            <w:r>
+              <w:rPr>
+                <w:rFonts w:ascii="Calibri" w:hAnsi="Calibri" w:cs="Arial"/>
+                <w:color w:val="000000"/>
+                <w:sz w:val="18"/>
+                <w:lang w:val="en-US" w:eastAsia="zh-CN"/>
+              </w:rPr>
+              <w:t>}}</w:t>
             </w:r>
           </w:p>
         </w:tc>
@@ -4784,7 +5557,27 @@
                 <w:sz w:val="18"/>
                 <w:lang w:val="en-US" w:eastAsia="zh-CN"/>
               </w:rPr>
-              <w:t>{{Mn_self_inspection}}</w:t>
+              <w:t>{{</w:t>
+            </w:r>
+            <w:proofErr w:type="spellStart"/>
+            <w:r>
+              <w:rPr>
+                <w:rFonts w:ascii="Calibri" w:hAnsi="Calibri" w:cs="Arial"/>
+                <w:color w:val="000000"/>
+                <w:sz w:val="18"/>
+                <w:lang w:val="en-US" w:eastAsia="zh-CN"/>
+              </w:rPr>
+              <w:t>Mn_self_inspection</w:t>
+            </w:r>
+            <w:proofErr w:type="spellEnd"/>
+            <w:r>
+              <w:rPr>
+                <w:rFonts w:ascii="Calibri" w:hAnsi="Calibri" w:cs="Arial"/>
+                <w:color w:val="000000"/>
+                <w:sz w:val="18"/>
+                <w:lang w:val="en-US" w:eastAsia="zh-CN"/>
+              </w:rPr>
+              <w:t>}}</w:t>
             </w:r>
           </w:p>
         </w:tc>
@@ -4811,7 +5604,27 @@
                 <w:sz w:val="18"/>
                 <w:lang w:val="en-US" w:eastAsia="zh-CN"/>
               </w:rPr>
-              <w:t>{{P_self_inspection}}</w:t>
+              <w:t>{{</w:t>
+            </w:r>
+            <w:proofErr w:type="spellStart"/>
+            <w:r>
+              <w:rPr>
+                <w:rFonts w:ascii="Calibri" w:hAnsi="Calibri" w:cs="Arial"/>
+                <w:color w:val="000000"/>
+                <w:sz w:val="18"/>
+                <w:lang w:val="en-US" w:eastAsia="zh-CN"/>
+              </w:rPr>
+              <w:t>P_self_inspection</w:t>
+            </w:r>
+            <w:proofErr w:type="spellEnd"/>
+            <w:r>
+              <w:rPr>
+                <w:rFonts w:ascii="Calibri" w:hAnsi="Calibri" w:cs="Arial"/>
+                <w:color w:val="000000"/>
+                <w:sz w:val="18"/>
+                <w:lang w:val="en-US" w:eastAsia="zh-CN"/>
+              </w:rPr>
+              <w:t>}}</w:t>
             </w:r>
           </w:p>
         </w:tc>
@@ -4838,7 +5651,27 @@
                 <w:sz w:val="18"/>
                 <w:lang w:val="en-US" w:eastAsia="zh-CN"/>
               </w:rPr>
-              <w:t>{{S_self_inspection}}</w:t>
+              <w:t>{{</w:t>
+            </w:r>
+            <w:proofErr w:type="spellStart"/>
+            <w:r>
+              <w:rPr>
+                <w:rFonts w:ascii="Calibri" w:hAnsi="Calibri" w:cs="Arial"/>
+                <w:color w:val="000000"/>
+                <w:sz w:val="18"/>
+                <w:lang w:val="en-US" w:eastAsia="zh-CN"/>
+              </w:rPr>
+              <w:t>S_self_inspection</w:t>
+            </w:r>
+            <w:proofErr w:type="spellEnd"/>
+            <w:r>
+              <w:rPr>
+                <w:rFonts w:ascii="Calibri" w:hAnsi="Calibri" w:cs="Arial"/>
+                <w:color w:val="000000"/>
+                <w:sz w:val="18"/>
+                <w:lang w:val="en-US" w:eastAsia="zh-CN"/>
+              </w:rPr>
+              <w:t>}}</w:t>
             </w:r>
           </w:p>
         </w:tc>
@@ -4865,7 +5698,27 @@
                 <w:sz w:val="18"/>
                 <w:lang w:val="en-US" w:eastAsia="zh-CN"/>
               </w:rPr>
-              <w:t>{{Si_self_inspection}}</w:t>
+              <w:t>{{</w:t>
+            </w:r>
+            <w:proofErr w:type="spellStart"/>
+            <w:r>
+              <w:rPr>
+                <w:rFonts w:ascii="Calibri" w:hAnsi="Calibri" w:cs="Arial"/>
+                <w:color w:val="000000"/>
+                <w:sz w:val="18"/>
+                <w:lang w:val="en-US" w:eastAsia="zh-CN"/>
+              </w:rPr>
+              <w:t>Si_self_inspection</w:t>
+            </w:r>
+            <w:proofErr w:type="spellEnd"/>
+            <w:r>
+              <w:rPr>
+                <w:rFonts w:ascii="Calibri" w:hAnsi="Calibri" w:cs="Arial"/>
+                <w:color w:val="000000"/>
+                <w:sz w:val="18"/>
+                <w:lang w:val="en-US" w:eastAsia="zh-CN"/>
+              </w:rPr>
+              <w:t>}}</w:t>
             </w:r>
           </w:p>
         </w:tc>
@@ -4892,7 +5745,27 @@
                 <w:sz w:val="18"/>
                 <w:lang w:val="en-US" w:eastAsia="zh-CN"/>
               </w:rPr>
-              <w:t>{{Ni_self_inspection}}</w:t>
+              <w:t>{{</w:t>
+            </w:r>
+            <w:proofErr w:type="spellStart"/>
+            <w:r>
+              <w:rPr>
+                <w:rFonts w:ascii="Calibri" w:hAnsi="Calibri" w:cs="Arial"/>
+                <w:color w:val="000000"/>
+                <w:sz w:val="18"/>
+                <w:lang w:val="en-US" w:eastAsia="zh-CN"/>
+              </w:rPr>
+              <w:t>Ni_self_inspection</w:t>
+            </w:r>
+            <w:proofErr w:type="spellEnd"/>
+            <w:r>
+              <w:rPr>
+                <w:rFonts w:ascii="Calibri" w:hAnsi="Calibri" w:cs="Arial"/>
+                <w:color w:val="000000"/>
+                <w:sz w:val="18"/>
+                <w:lang w:val="en-US" w:eastAsia="zh-CN"/>
+              </w:rPr>
+              <w:t>}}</w:t>
             </w:r>
           </w:p>
         </w:tc>
@@ -4919,7 +5792,27 @@
                 <w:sz w:val="18"/>
                 <w:lang w:val="en-US" w:eastAsia="zh-CN"/>
               </w:rPr>
-              <w:t>{{Cr_self_inspection}}</w:t>
+              <w:t>{{</w:t>
+            </w:r>
+            <w:proofErr w:type="spellStart"/>
+            <w:r>
+              <w:rPr>
+                <w:rFonts w:ascii="Calibri" w:hAnsi="Calibri" w:cs="Arial"/>
+                <w:color w:val="000000"/>
+                <w:sz w:val="18"/>
+                <w:lang w:val="en-US" w:eastAsia="zh-CN"/>
+              </w:rPr>
+              <w:t>Cr_self_inspection</w:t>
+            </w:r>
+            <w:proofErr w:type="spellEnd"/>
+            <w:r>
+              <w:rPr>
+                <w:rFonts w:ascii="Calibri" w:hAnsi="Calibri" w:cs="Arial"/>
+                <w:color w:val="000000"/>
+                <w:sz w:val="18"/>
+                <w:lang w:val="en-US" w:eastAsia="zh-CN"/>
+              </w:rPr>
+              <w:t>}}</w:t>
             </w:r>
           </w:p>
         </w:tc>
@@ -5436,7 +6329,47 @@
           <w:szCs w:val="18"/>
           <w:lang w:val="en-US" w:eastAsia="zh-CN"/>
         </w:rPr>
-        <w:t>Note: Herewith we confirm that the raw materials of the goods are of origin China.Goods do not uset any material originated from Russia.</w:t>
+        <w:t xml:space="preserve">Note: Herewith we confirm that the raw materials of the goods are of origin </w:t>
+      </w:r>
+      <w:proofErr w:type="spellStart"/>
+      <w:r>
+        <w:rPr>
+          <w:rFonts w:ascii="Calibri" w:hAnsi="Calibri"/>
+          <w:sz w:val="18"/>
+          <w:szCs w:val="18"/>
+          <w:lang w:val="en-US" w:eastAsia="zh-CN"/>
+        </w:rPr>
+        <w:t>China.Goods</w:t>
+      </w:r>
+      <w:proofErr w:type="spellEnd"/>
+      <w:r>
+        <w:rPr>
+          <w:rFonts w:ascii="Calibri" w:hAnsi="Calibri"/>
+          <w:sz w:val="18"/>
+          <w:szCs w:val="18"/>
+          <w:lang w:val="en-US" w:eastAsia="zh-CN"/>
+        </w:rPr>
+        <w:t xml:space="preserve"> do not </w:t>
+      </w:r>
+      <w:proofErr w:type="spellStart"/>
+      <w:r>
+        <w:rPr>
+          <w:rFonts w:ascii="Calibri" w:hAnsi="Calibri"/>
+          <w:sz w:val="18"/>
+          <w:szCs w:val="18"/>
+          <w:lang w:val="en-US" w:eastAsia="zh-CN"/>
+        </w:rPr>
+        <w:t>uset</w:t>
+      </w:r>
+      <w:proofErr w:type="spellEnd"/>
+      <w:r>
+        <w:rPr>
+          <w:rFonts w:ascii="Calibri" w:hAnsi="Calibri"/>
+          <w:sz w:val="18"/>
+          <w:szCs w:val="18"/>
+          <w:lang w:val="en-US" w:eastAsia="zh-CN"/>
+        </w:rPr>
+        <w:t xml:space="preserve"> any material originated from Russia.</w:t>
       </w:r>
     </w:p>
     <w:p>

--- a/templates/11-FR-qc/word/304/quality_certificate.docx
+++ b/templates/11-FR-qc/word/304/quality_certificate.docx
@@ -1,6 +1,6 @@
 
 <file path=word/document.xml><?xml version="1.0" encoding="utf-8"?>
-<w:document xmlns:wpc="http://schemas.microsoft.com/office/word/2010/wordprocessingCanvas" xmlns:cx="http://schemas.microsoft.com/office/drawing/2014/chartex" xmlns:cx1="http://schemas.microsoft.com/office/drawing/2015/9/8/chartex" xmlns:cx2="http://schemas.microsoft.com/office/drawing/2015/10/21/chartex" xmlns:cx3="http://schemas.microsoft.com/office/drawing/2016/5/9/chartex" xmlns:cx4="http://schemas.microsoft.com/office/drawing/2016/5/10/chartex" xmlns:cx5="http://schemas.microsoft.com/office/drawing/2016/5/11/chartex" xmlns:cx6="http://schemas.microsoft.com/office/drawing/2016/5/12/chartex" xmlns:cx7="http://schemas.microsoft.com/office/drawing/2016/5/13/chartex" xmlns:cx8="http://schemas.microsoft.com/office/drawing/2016/5/14/chartex" xmlns:mc="http://schemas.openxmlformats.org/markup-compatibility/2006" xmlns:aink="http://schemas.microsoft.com/office/drawing/2016/ink" xmlns:am3d="http://schemas.microsoft.com/office/drawing/2017/model3d" xmlns:o="urn:schemas-microsoft-com:office:office" xmlns:oel="http://schemas.microsoft.com/office/2019/extlst" xmlns:r="http://schemas.openxmlformats.org/officeDocument/2006/relationships" xmlns:m="http://schemas.openxmlformats.org/officeDocument/2006/math" xmlns:v="urn:schemas-microsoft-com:vml" xmlns:wp14="http://schemas.microsoft.com/office/word/2010/wordprocessingDrawing" xmlns:wp="http://schemas.openxmlformats.org/drawingml/2006/wordprocessingDrawing" xmlns:w10="urn:schemas-microsoft-com:office:word" xmlns:w="http://schemas.openxmlformats.org/wordprocessingml/2006/main" xmlns:w14="http://schemas.microsoft.com/office/word/2010/wordml" xmlns:w15="http://schemas.microsoft.com/office/word/2012/wordml" xmlns:w16cex="http://schemas.microsoft.com/office/word/2018/wordml/cex" xmlns:w16cid="http://schemas.microsoft.com/office/word/2016/wordml/cid" xmlns:w16="http://schemas.microsoft.com/office/word/2018/wordml" xmlns:w16du="http://schemas.microsoft.com/office/word/2023/wordml/word16du" xmlns:w16sdtdh="http://schemas.microsoft.com/office/word/2020/wordml/sdtdatahash" xmlns:w16sdtfl="http://schemas.microsoft.com/office/word/2024/wordml/sdtformatlock" xmlns:w16se="http://schemas.microsoft.com/office/word/2015/wordml/symex" xmlns:wpg="http://schemas.microsoft.com/office/word/2010/wordprocessingGroup" xmlns:wpi="http://schemas.microsoft.com/office/word/2010/wordprocessingInk" xmlns:wne="http://schemas.microsoft.com/office/word/2006/wordml" xmlns:wps="http://schemas.microsoft.com/office/word/2010/wordprocessingShape" mc:Ignorable="w14 w15 w16se w16cid w16 w16cex w16sdtdh w16sdtfl w16du wp14">
+<w:document xmlns:wpc="http://schemas.microsoft.com/office/word/2010/wordprocessingCanvas" xmlns:cx="http://schemas.microsoft.com/office/drawing/2014/chartex" xmlns:cx1="http://schemas.microsoft.com/office/drawing/2015/9/8/chartex" xmlns:cx2="http://schemas.microsoft.com/office/drawing/2015/10/21/chartex" xmlns:cx3="http://schemas.microsoft.com/office/drawing/2016/5/9/chartex" xmlns:cx4="http://schemas.microsoft.com/office/drawing/2016/5/10/chartex" xmlns:cx5="http://schemas.microsoft.com/office/drawing/2016/5/11/chartex" xmlns:cx6="http://schemas.microsoft.com/office/drawing/2016/5/12/chartex" xmlns:cx7="http://schemas.microsoft.com/office/drawing/2016/5/13/chartex" xmlns:cx8="http://schemas.microsoft.com/office/drawing/2016/5/14/chartex" xmlns:mc="http://schemas.openxmlformats.org/markup-compatibility/2006" xmlns:aink="http://schemas.microsoft.com/office/drawing/2016/ink" xmlns:am3d="http://schemas.microsoft.com/office/drawing/2017/model3d" xmlns:o="urn:schemas-microsoft-com:office:office" xmlns:oel="http://schemas.microsoft.com/office/2019/extlst" xmlns:r="http://schemas.openxmlformats.org/officeDocument/2006/relationships" xmlns:m="http://schemas.openxmlformats.org/officeDocument/2006/math" xmlns:v="urn:schemas-microsoft-com:vml" xmlns:wp14="http://schemas.microsoft.com/office/word/2010/wordprocessingDrawing" xmlns:wp="http://schemas.openxmlformats.org/drawingml/2006/wordprocessingDrawing" xmlns:w10="urn:schemas-microsoft-com:office:word" xmlns:w="http://schemas.openxmlformats.org/wordprocessingml/2006/main" xmlns:w14="http://schemas.microsoft.com/office/word/2010/wordml" xmlns:w15="http://schemas.microsoft.com/office/word/2012/wordml" xmlns:w16cei="http://schemas.microsoft.com/office/word/2026/wordml/cei" xmlns:w16cex="http://schemas.microsoft.com/office/word/2018/wordml/cex" xmlns:w16cid="http://schemas.microsoft.com/office/word/2016/wordml/cid" xmlns:w16="http://schemas.microsoft.com/office/word/2018/wordml" xmlns:w16du="http://schemas.microsoft.com/office/word/2023/wordml/word16du" xmlns:w16sdtdh="http://schemas.microsoft.com/office/word/2020/wordml/sdtdatahash" xmlns:w16sdtfl="http://schemas.microsoft.com/office/word/2024/wordml/sdtformatlock" xmlns:w16se="http://schemas.microsoft.com/office/word/2015/wordml/symex" xmlns:wpg="http://schemas.microsoft.com/office/word/2010/wordprocessingGroup" xmlns:wpi="http://schemas.microsoft.com/office/word/2010/wordprocessingInk" xmlns:wne="http://schemas.microsoft.com/office/word/2006/wordml" xmlns:wps="http://schemas.microsoft.com/office/word/2010/wordprocessingShape" mc:Ignorable="w14 w15 w16se w16cid w16 w16cex w16sdtdh w16sdtfl w16du wp14">
   <w:body>
     <w:p>
       <w:pPr>
@@ -42,7 +42,7 @@
                     </pic:cNvPicPr>
                   </pic:nvPicPr>
                   <pic:blipFill>
-                    <a:blip r:embed="rId5" cstate="print">
+                    <a:blip r:embed="rId7" cstate="print">
                       <a:extLst>
                         <a:ext uri="{28A0092B-C50C-407E-A947-70E740481C1C}">
                           <a14:useLocalDpi xmlns:a14="http://schemas.microsoft.com/office/drawing/2010/main" val="0"/>
@@ -273,7 +273,6 @@
           <w:szCs w:val="28"/>
         </w:rPr>
       </w:pPr>
-      <w:proofErr w:type="gramStart"/>
       <w:r>
         <w:rPr>
           <w:rFonts w:cs="Arial" w:hint="eastAsia"/>
@@ -283,19 +282,7 @@
           <w:szCs w:val="28"/>
           <w:lang w:eastAsia="zh-CN"/>
         </w:rPr>
-        <w:t>章丘铭远机械</w:t>
-      </w:r>
-      <w:proofErr w:type="gramEnd"/>
-      <w:r>
-        <w:rPr>
-          <w:rFonts w:cs="Arial" w:hint="eastAsia"/>
-          <w:b/>
-          <w:color w:val="000000"/>
-          <w:sz w:val="28"/>
-          <w:szCs w:val="28"/>
-          <w:lang w:eastAsia="zh-CN"/>
-        </w:rPr>
-        <w:t>有限公司</w:t>
+        <w:t>章丘铭远机械有限公司</w:t>
       </w:r>
     </w:p>
     <w:p>
@@ -509,27 +496,7 @@
           <w:color w:val="000000"/>
           <w:lang w:eastAsia="zh-CN"/>
         </w:rPr>
-        <w:t>中国山东省济南市章丘</w:t>
-      </w:r>
-      <w:proofErr w:type="gramStart"/>
-      <w:r>
-        <w:rPr>
-          <w:rFonts w:cs="Arial" w:hint="eastAsia"/>
-          <w:b/>
-          <w:color w:val="000000"/>
-          <w:lang w:eastAsia="zh-CN"/>
-        </w:rPr>
-        <w:t>区普集</w:t>
-      </w:r>
-      <w:proofErr w:type="gramEnd"/>
-      <w:r>
-        <w:rPr>
-          <w:rFonts w:cs="Arial" w:hint="eastAsia"/>
-          <w:b/>
-          <w:color w:val="000000"/>
-          <w:lang w:eastAsia="zh-CN"/>
-        </w:rPr>
-        <w:t>街道凤凰山工业园（250206）</w:t>
+        <w:t>中国山东省济南市章丘区普集街道凤凰山工业园（250206）</w:t>
       </w:r>
       <w:r>
         <w:rPr>
@@ -1429,7 +1396,6 @@
                 <w:lang w:eastAsia="zh-CN"/>
               </w:rPr>
             </w:pPr>
-            <w:proofErr w:type="gramStart"/>
             <w:r>
               <w:rPr>
                 <w:rFonts w:hint="eastAsia"/>
@@ -1442,7 +1408,6 @@
               </w:rPr>
               <w:t>固溶退火</w:t>
             </w:r>
-            <w:proofErr w:type="gramEnd"/>
             <w:r>
               <w:rPr>
                 <w:rFonts w:hint="eastAsia"/>
@@ -1575,18 +1540,16 @@
                 <w:rFonts w:ascii="Calibri" w:hAnsi="Calibri" w:cs="Arial"/>
                 <w:b/>
                 <w:bCs/>
-                <w:color w:val="000000"/>
-                <w:sz w:val="18"/>
-                <w:szCs w:val="18"/>
-                <w:lang w:val="en-US" w:eastAsia="zh-CN"/>
-              </w:rPr>
-            </w:pPr>
-            <w:r>
-              <w:rPr>
-                <w:rFonts w:ascii="Calibri" w:hAnsi="Calibri" w:cs="Arial"/>
-                <w:b/>
-                <w:bCs/>
-                <w:color w:val="000000"/>
+                <w:sz w:val="18"/>
+                <w:szCs w:val="18"/>
+                <w:lang w:val="en-US" w:eastAsia="zh-CN"/>
+              </w:rPr>
+            </w:pPr>
+            <w:r>
+              <w:rPr>
+                <w:rFonts w:ascii="Calibri" w:hAnsi="Calibri" w:cs="Arial"/>
+                <w:b/>
+                <w:bCs/>
                 <w:sz w:val="18"/>
                 <w:szCs w:val="18"/>
               </w:rPr>
@@ -1597,19 +1560,17 @@
                 <w:rFonts w:ascii="Calibri" w:hAnsi="Calibri" w:cs="Arial"/>
                 <w:b/>
                 <w:bCs/>
-                <w:color w:val="000000"/>
-                <w:sz w:val="18"/>
-                <w:szCs w:val="18"/>
-                <w:lang w:val="en-US" w:eastAsia="zh-CN"/>
-              </w:rPr>
-              <w:t>ASTM A182/A 182M F</w:t>
+                <w:sz w:val="18"/>
+                <w:szCs w:val="18"/>
+                <w:lang w:val="en-US" w:eastAsia="zh-CN"/>
+              </w:rPr>
+              <w:t>ASTM A182 F</w:t>
             </w:r>
             <w:r>
               <w:rPr>
                 <w:rFonts w:ascii="Calibri" w:hAnsi="Calibri" w:cs="Arial" w:hint="eastAsia"/>
                 <w:b/>
                 <w:bCs/>
-                <w:color w:val="000000"/>
                 <w:sz w:val="18"/>
                 <w:szCs w:val="18"/>
                 <w:lang w:val="en-US" w:eastAsia="zh-CN"/>
@@ -1779,7 +1740,7 @@
                 <w:szCs w:val="16"/>
                 <w:lang w:val="en-US" w:eastAsia="zh-CN"/>
               </w:rPr>
-              <w:t>工厂品牌、标准、尺寸、压力、材料等级、</w:t>
+              <w:t>标准、尺寸、压力、材料等级、</w:t>
             </w:r>
             <w:r>
               <w:rPr>
@@ -1823,18 +1784,7 @@
                 <w:szCs w:val="16"/>
                 <w:lang w:val="en-US" w:eastAsia="zh-CN"/>
               </w:rPr>
-              <w:t>、热处理号</w:t>
-            </w:r>
-            <w:r>
-              <w:rPr>
-                <w:rFonts w:ascii="Calibri" w:hAnsi="Calibri" w:cs="Arial" w:hint="eastAsia"/>
-                <w:b/>
-                <w:bCs/>
-                <w:sz w:val="16"/>
-                <w:szCs w:val="16"/>
-                <w:lang w:val="en-US" w:eastAsia="zh-CN"/>
-              </w:rPr>
-              <w:t>.</w:t>
+              <w:t>、热处理号、工厂品牌</w:t>
             </w:r>
           </w:p>
           <w:p>
@@ -1860,7 +1810,7 @@
                 <w:szCs w:val="16"/>
                 <w:lang w:val="en-US" w:eastAsia="zh-CN"/>
               </w:rPr>
-              <w:t>F</w:t>
+              <w:t>S</w:t>
             </w:r>
             <w:proofErr w:type="spellStart"/>
             <w:r>
@@ -1872,7 +1822,7 @@
                 <w:szCs w:val="16"/>
                 <w:lang w:val="en-GB" w:eastAsia="zh-CN"/>
               </w:rPr>
-              <w:t>actory</w:t>
+              <w:t>tandard</w:t>
             </w:r>
             <w:proofErr w:type="spellEnd"/>
             <w:r>
@@ -1884,7 +1834,7 @@
                 <w:szCs w:val="16"/>
                 <w:lang w:val="en-GB" w:eastAsia="zh-CN"/>
               </w:rPr>
-              <w:t xml:space="preserve"> brand, </w:t>
+              <w:t xml:space="preserve">, </w:t>
             </w:r>
             <w:r>
               <w:rPr>
@@ -1895,7 +1845,7 @@
                 <w:szCs w:val="16"/>
                 <w:lang w:val="en-US" w:eastAsia="zh-CN"/>
               </w:rPr>
-              <w:t>S</w:t>
+              <w:t>D</w:t>
             </w:r>
             <w:proofErr w:type="spellStart"/>
             <w:r>
@@ -1907,7 +1857,7 @@
                 <w:szCs w:val="16"/>
                 <w:lang w:val="en-GB" w:eastAsia="zh-CN"/>
               </w:rPr>
-              <w:t>tandard</w:t>
+              <w:t>imension</w:t>
             </w:r>
             <w:proofErr w:type="spellEnd"/>
             <w:r>
@@ -1930,7 +1880,7 @@
                 <w:szCs w:val="16"/>
                 <w:lang w:val="en-US" w:eastAsia="zh-CN"/>
               </w:rPr>
-              <w:t>D</w:t>
+              <w:t>P</w:t>
             </w:r>
             <w:proofErr w:type="spellStart"/>
             <w:r>
@@ -1942,9 +1892,21 @@
                 <w:szCs w:val="16"/>
                 <w:lang w:val="en-GB" w:eastAsia="zh-CN"/>
               </w:rPr>
-              <w:t>imension</w:t>
+              <w:t>ressure</w:t>
             </w:r>
             <w:proofErr w:type="spellEnd"/>
+            <w:r>
+              <w:rPr>
+                <w:rFonts w:ascii="Calibri" w:hAnsi="Calibri" w:cs="Arial"/>
+                <w:b/>
+                <w:bCs/>
+                <w:sz w:val="16"/>
+                <w:szCs w:val="16"/>
+                <w:lang w:val="en-US" w:eastAsia="zh-CN"/>
+              </w:rPr>
+              <w:t>, M</w:t>
+            </w:r>
+            <w:proofErr w:type="spellStart"/>
             <w:r>
               <w:rPr>
                 <w:rFonts w:ascii="Calibri" w:hAnsi="Calibri" w:cs="Arial"/>
@@ -1954,20 +1916,9 @@
                 <w:szCs w:val="16"/>
                 <w:lang w:val="en-GB" w:eastAsia="zh-CN"/>
               </w:rPr>
-              <w:t xml:space="preserve">, </w:t>
-            </w:r>
-            <w:r>
-              <w:rPr>
-                <w:rFonts w:ascii="Calibri" w:hAnsi="Calibri" w:cs="Arial"/>
-                <w:b/>
-                <w:bCs/>
-                <w:sz w:val="16"/>
-                <w:szCs w:val="16"/>
-                <w:lang w:val="en-US" w:eastAsia="zh-CN"/>
-              </w:rPr>
-              <w:t>P</w:t>
-            </w:r>
-            <w:proofErr w:type="spellStart"/>
+              <w:t>aterial</w:t>
+            </w:r>
+            <w:proofErr w:type="spellEnd"/>
             <w:r>
               <w:rPr>
                 <w:rFonts w:ascii="Calibri" w:hAnsi="Calibri" w:cs="Arial"/>
@@ -1977,9 +1928,8 @@
                 <w:szCs w:val="16"/>
                 <w:lang w:val="en-GB" w:eastAsia="zh-CN"/>
               </w:rPr>
-              <w:t>ressure</w:t>
-            </w:r>
-            <w:proofErr w:type="spellEnd"/>
+              <w:t xml:space="preserve"> grade</w:t>
+            </w:r>
             <w:r>
               <w:rPr>
                 <w:rFonts w:ascii="Calibri" w:hAnsi="Calibri" w:cs="Arial"/>
@@ -1989,9 +1939,78 @@
                 <w:szCs w:val="16"/>
                 <w:lang w:val="en-US" w:eastAsia="zh-CN"/>
               </w:rPr>
-              <w:t>, M</w:t>
+              <w:t xml:space="preserve">, </w:t>
+            </w:r>
+            <w:r>
+              <w:rPr>
+                <w:rFonts w:ascii="Calibri" w:hAnsi="Calibri" w:cs="Arial"/>
+                <w:b/>
+                <w:bCs/>
+                <w:sz w:val="16"/>
+                <w:szCs w:val="16"/>
+                <w:lang w:val="en-GB"/>
+              </w:rPr>
+              <w:t>State of delivery</w:t>
+            </w:r>
+            <w:r>
+              <w:rPr>
+                <w:rFonts w:ascii="Calibri" w:hAnsi="Calibri" w:cs="Arial"/>
+                <w:b/>
+                <w:bCs/>
+                <w:sz w:val="16"/>
+                <w:szCs w:val="16"/>
+                <w:lang w:val="en-US" w:eastAsia="zh-CN"/>
+              </w:rPr>
+              <w:t xml:space="preserve">, </w:t>
+            </w:r>
+            <w:r>
+              <w:rPr>
+                <w:rFonts w:ascii="Calibri" w:hAnsi="Calibri" w:cs="Arial" w:hint="eastAsia"/>
+                <w:b/>
+                <w:bCs/>
+                <w:sz w:val="16"/>
+                <w:szCs w:val="16"/>
+                <w:lang w:val="en-US" w:eastAsia="zh-CN"/>
+              </w:rPr>
+              <w:t xml:space="preserve">Raw material </w:t>
             </w:r>
             <w:proofErr w:type="spellStart"/>
+            <w:proofErr w:type="gramStart"/>
+            <w:r>
+              <w:rPr>
+                <w:rFonts w:ascii="Calibri" w:hAnsi="Calibri" w:cs="Arial" w:hint="eastAsia"/>
+                <w:b/>
+                <w:bCs/>
+                <w:sz w:val="16"/>
+                <w:szCs w:val="16"/>
+                <w:lang w:val="en-US" w:eastAsia="zh-CN"/>
+              </w:rPr>
+              <w:t>NO</w:t>
+            </w:r>
+            <w:r>
+              <w:rPr>
+                <w:rFonts w:ascii="Calibri" w:hAnsi="Calibri" w:cs="Arial"/>
+                <w:b/>
+                <w:bCs/>
+                <w:sz w:val="16"/>
+                <w:szCs w:val="16"/>
+                <w:lang w:val="en-US" w:eastAsia="zh-CN"/>
+              </w:rPr>
+              <w:t>,Batch</w:t>
+            </w:r>
+            <w:proofErr w:type="spellEnd"/>
+            <w:proofErr w:type="gramEnd"/>
+            <w:r>
+              <w:rPr>
+                <w:rFonts w:ascii="Calibri" w:hAnsi="Calibri" w:cs="Arial"/>
+                <w:b/>
+                <w:bCs/>
+                <w:sz w:val="16"/>
+                <w:szCs w:val="16"/>
+                <w:lang w:val="en-US" w:eastAsia="zh-CN"/>
+              </w:rPr>
+              <w:t xml:space="preserve"> No</w:t>
+            </w:r>
             <w:r>
               <w:rPr>
                 <w:rFonts w:ascii="Calibri" w:hAnsi="Calibri" w:cs="Arial"/>
@@ -2001,9 +2020,20 @@
                 <w:szCs w:val="16"/>
                 <w:lang w:val="en-GB" w:eastAsia="zh-CN"/>
               </w:rPr>
-              <w:t>aterial</w:t>
-            </w:r>
-            <w:proofErr w:type="spellEnd"/>
+              <w:t xml:space="preserve">, </w:t>
+            </w:r>
+            <w:r>
+              <w:rPr>
+                <w:rFonts w:ascii="Calibri" w:hAnsi="Calibri" w:cs="Arial"/>
+                <w:b/>
+                <w:bCs/>
+                <w:sz w:val="16"/>
+                <w:szCs w:val="16"/>
+                <w:lang w:val="en-US" w:eastAsia="zh-CN"/>
+              </w:rPr>
+              <w:t>F</w:t>
+            </w:r>
+            <w:proofErr w:type="spellStart"/>
             <w:r>
               <w:rPr>
                 <w:rFonts w:ascii="Calibri" w:hAnsi="Calibri" w:cs="Arial"/>
@@ -2013,101 +2043,9 @@
                 <w:szCs w:val="16"/>
                 <w:lang w:val="en-GB" w:eastAsia="zh-CN"/>
               </w:rPr>
-              <w:t xml:space="preserve"> grade</w:t>
-            </w:r>
-            <w:r>
-              <w:rPr>
-                <w:rFonts w:ascii="Calibri" w:hAnsi="Calibri" w:cs="Arial"/>
-                <w:b/>
-                <w:bCs/>
-                <w:sz w:val="16"/>
-                <w:szCs w:val="16"/>
-                <w:lang w:val="en-US" w:eastAsia="zh-CN"/>
-              </w:rPr>
-              <w:t xml:space="preserve">, </w:t>
-            </w:r>
-            <w:r>
-              <w:rPr>
-                <w:rFonts w:ascii="Calibri" w:hAnsi="Calibri" w:cs="Arial"/>
-                <w:b/>
-                <w:bCs/>
-                <w:sz w:val="16"/>
-                <w:szCs w:val="16"/>
-                <w:lang w:val="en-GB"/>
-              </w:rPr>
-              <w:t>State of delivery</w:t>
-            </w:r>
-            <w:r>
-              <w:rPr>
-                <w:rFonts w:ascii="Calibri" w:hAnsi="Calibri" w:cs="Arial"/>
-                <w:b/>
-                <w:bCs/>
-                <w:sz w:val="16"/>
-                <w:szCs w:val="16"/>
-                <w:lang w:val="en-US" w:eastAsia="zh-CN"/>
-              </w:rPr>
-              <w:t xml:space="preserve">, </w:t>
-            </w:r>
-            <w:r>
-              <w:rPr>
-                <w:rFonts w:ascii="Calibri" w:hAnsi="Calibri" w:cs="Arial" w:hint="eastAsia"/>
-                <w:b/>
-                <w:bCs/>
-                <w:sz w:val="16"/>
-                <w:szCs w:val="16"/>
-                <w:lang w:val="en-US" w:eastAsia="zh-CN"/>
-              </w:rPr>
-              <w:t xml:space="preserve">Raw material </w:t>
-            </w:r>
-            <w:proofErr w:type="spellStart"/>
-            <w:proofErr w:type="gramStart"/>
-            <w:r>
-              <w:rPr>
-                <w:rFonts w:ascii="Calibri" w:hAnsi="Calibri" w:cs="Arial" w:hint="eastAsia"/>
-                <w:b/>
-                <w:bCs/>
-                <w:sz w:val="16"/>
-                <w:szCs w:val="16"/>
-                <w:lang w:val="en-US" w:eastAsia="zh-CN"/>
-              </w:rPr>
-              <w:t>NO</w:t>
-            </w:r>
-            <w:r>
-              <w:rPr>
-                <w:rFonts w:ascii="Calibri" w:hAnsi="Calibri" w:cs="Arial"/>
-                <w:b/>
-                <w:bCs/>
-                <w:sz w:val="16"/>
-                <w:szCs w:val="16"/>
-                <w:lang w:val="en-US" w:eastAsia="zh-CN"/>
-              </w:rPr>
-              <w:t>,Batch</w:t>
+              <w:t>actory</w:t>
             </w:r>
             <w:proofErr w:type="spellEnd"/>
-            <w:proofErr w:type="gramEnd"/>
-            <w:r>
-              <w:rPr>
-                <w:rFonts w:ascii="Calibri" w:hAnsi="Calibri" w:cs="Arial"/>
-                <w:b/>
-                <w:bCs/>
-                <w:sz w:val="16"/>
-                <w:szCs w:val="16"/>
-                <w:lang w:val="en-US" w:eastAsia="zh-CN"/>
-              </w:rPr>
-              <w:t xml:space="preserve"> </w:t>
-            </w:r>
-            <w:proofErr w:type="gramStart"/>
-            <w:r>
-              <w:rPr>
-                <w:rFonts w:ascii="Calibri" w:hAnsi="Calibri" w:cs="Arial"/>
-                <w:b/>
-                <w:bCs/>
-                <w:sz w:val="16"/>
-                <w:szCs w:val="16"/>
-                <w:lang w:val="en-US" w:eastAsia="zh-CN"/>
-              </w:rPr>
-              <w:t xml:space="preserve">No </w:t>
-            </w:r>
             <w:r>
               <w:rPr>
                 <w:rFonts w:ascii="Calibri" w:hAnsi="Calibri" w:cs="Arial"/>
@@ -2117,9 +2055,8 @@
                 <w:szCs w:val="16"/>
                 <w:lang w:val="en-GB" w:eastAsia="zh-CN"/>
               </w:rPr>
-              <w:t>.</w:t>
-            </w:r>
-            <w:proofErr w:type="gramEnd"/>
+              <w:t xml:space="preserve"> brand</w:t>
+            </w:r>
           </w:p>
         </w:tc>
       </w:tr>
@@ -4556,7 +4493,6 @@
                 <w:lang w:val="en-GB" w:eastAsia="zh-CN"/>
               </w:rPr>
             </w:pPr>
-            <w:proofErr w:type="gramStart"/>
             <w:r>
               <w:rPr>
                 <w:rFonts w:ascii="Calibri" w:hAnsi="Calibri" w:cs="SimSun" w:hint="eastAsia"/>
@@ -4569,7 +4505,6 @@
               </w:rPr>
               <w:t>铬</w:t>
             </w:r>
-            <w:proofErr w:type="gramEnd"/>
           </w:p>
           <w:p>
             <w:pPr>
@@ -6227,7 +6162,7 @@
                     </pic:cNvPicPr>
                   </pic:nvPicPr>
                   <pic:blipFill>
-                    <a:blip r:embed="rId6">
+                    <a:blip r:embed="rId8">
                       <a:extLst>
                         <a:ext uri="{28A0092B-C50C-407E-A947-70E740481C1C}">
                           <a14:useLocalDpi xmlns:a14="http://schemas.microsoft.com/office/drawing/2010/main" val="0"/>
@@ -6440,7 +6375,7 @@
                     </pic:cNvPicPr>
                   </pic:nvPicPr>
                   <pic:blipFill>
-                    <a:blip r:embed="rId7">
+                    <a:blip r:embed="rId9">
                       <a:clrChange>
                         <a:clrFrom>
                           <a:srgbClr val="FFFFFF"/>
@@ -6742,8 +6677,46 @@
 </w:document>
 </file>
 
+<file path=word/endnotes.xml><?xml version="1.0" encoding="utf-8"?>
+<w:endnotes xmlns:wpc="http://schemas.microsoft.com/office/word/2010/wordprocessingCanvas" xmlns:cx="http://schemas.microsoft.com/office/drawing/2014/chartex" xmlns:cx1="http://schemas.microsoft.com/office/drawing/2015/9/8/chartex" xmlns:cx2="http://schemas.microsoft.com/office/drawing/2015/10/21/chartex" xmlns:cx3="http://schemas.microsoft.com/office/drawing/2016/5/9/chartex" xmlns:cx4="http://schemas.microsoft.com/office/drawing/2016/5/10/chartex" xmlns:cx5="http://schemas.microsoft.com/office/drawing/2016/5/11/chartex" xmlns:cx6="http://schemas.microsoft.com/office/drawing/2016/5/12/chartex" xmlns:cx7="http://schemas.microsoft.com/office/drawing/2016/5/13/chartex" xmlns:cx8="http://schemas.microsoft.com/office/drawing/2016/5/14/chartex" xmlns:mc="http://schemas.openxmlformats.org/markup-compatibility/2006" xmlns:aink="http://schemas.microsoft.com/office/drawing/2016/ink" xmlns:am3d="http://schemas.microsoft.com/office/drawing/2017/model3d" xmlns:o="urn:schemas-microsoft-com:office:office" xmlns:oel="http://schemas.microsoft.com/office/2019/extlst" xmlns:r="http://schemas.openxmlformats.org/officeDocument/2006/relationships" xmlns:m="http://schemas.openxmlformats.org/officeDocument/2006/math" xmlns:v="urn:schemas-microsoft-com:vml" xmlns:wp14="http://schemas.microsoft.com/office/word/2010/wordprocessingDrawing" xmlns:wp="http://schemas.openxmlformats.org/drawingml/2006/wordprocessingDrawing" xmlns:w10="urn:schemas-microsoft-com:office:word" xmlns:w="http://schemas.openxmlformats.org/wordprocessingml/2006/main" xmlns:w14="http://schemas.microsoft.com/office/word/2010/wordml" xmlns:w15="http://schemas.microsoft.com/office/word/2012/wordml" xmlns:w16cei="http://schemas.microsoft.com/office/word/2026/wordml/cei" xmlns:w16cex="http://schemas.microsoft.com/office/word/2018/wordml/cex" xmlns:w16cid="http://schemas.microsoft.com/office/word/2016/wordml/cid" xmlns:w16="http://schemas.microsoft.com/office/word/2018/wordml" xmlns:w16du="http://schemas.microsoft.com/office/word/2023/wordml/word16du" xmlns:w16sdtdh="http://schemas.microsoft.com/office/word/2020/wordml/sdtdatahash" xmlns:w16sdtfl="http://schemas.microsoft.com/office/word/2024/wordml/sdtformatlock" xmlns:w16se="http://schemas.microsoft.com/office/word/2015/wordml/symex" xmlns:wpg="http://schemas.microsoft.com/office/word/2010/wordprocessingGroup" xmlns:wpi="http://schemas.microsoft.com/office/word/2010/wordprocessingInk" xmlns:wne="http://schemas.microsoft.com/office/word/2006/wordml" xmlns:wps="http://schemas.microsoft.com/office/word/2010/wordprocessingShape" mc:Ignorable="w14 w15 w16se w16cid w16 w16cex w16sdtdh w16sdtfl w16du wp14">
+  <w:endnote w:type="separator" w:id="-1">
+    <w:p>
+      <w:r>
+        <w:separator/>
+      </w:r>
+    </w:p>
+  </w:endnote>
+  <w:endnote w:type="continuationSeparator" w:id="0">
+    <w:p>
+      <w:r>
+        <w:continuationSeparator/>
+      </w:r>
+    </w:p>
+  </w:endnote>
+</w:endnotes>
+</file>
+
+<file path=word/footnotes.xml><?xml version="1.0" encoding="utf-8"?>
+<w:footnotes xmlns:wpc="http://schemas.microsoft.com/office/word/2010/wordprocessingCanvas" xmlns:cx="http://schemas.microsoft.com/office/drawing/2014/chartex" xmlns:cx1="http://schemas.microsoft.com/office/drawing/2015/9/8/chartex" xmlns:cx2="http://schemas.microsoft.com/office/drawing/2015/10/21/chartex" xmlns:cx3="http://schemas.microsoft.com/office/drawing/2016/5/9/chartex" xmlns:cx4="http://schemas.microsoft.com/office/drawing/2016/5/10/chartex" xmlns:cx5="http://schemas.microsoft.com/office/drawing/2016/5/11/chartex" xmlns:cx6="http://schemas.microsoft.com/office/drawing/2016/5/12/chartex" xmlns:cx7="http://schemas.microsoft.com/office/drawing/2016/5/13/chartex" xmlns:cx8="http://schemas.microsoft.com/office/drawing/2016/5/14/chartex" xmlns:mc="http://schemas.openxmlformats.org/markup-compatibility/2006" xmlns:aink="http://schemas.microsoft.com/office/drawing/2016/ink" xmlns:am3d="http://schemas.microsoft.com/office/drawing/2017/model3d" xmlns:o="urn:schemas-microsoft-com:office:office" xmlns:oel="http://schemas.microsoft.com/office/2019/extlst" xmlns:r="http://schemas.openxmlformats.org/officeDocument/2006/relationships" xmlns:m="http://schemas.openxmlformats.org/officeDocument/2006/math" xmlns:v="urn:schemas-microsoft-com:vml" xmlns:wp14="http://schemas.microsoft.com/office/word/2010/wordprocessingDrawing" xmlns:wp="http://schemas.openxmlformats.org/drawingml/2006/wordprocessingDrawing" xmlns:w10="urn:schemas-microsoft-com:office:word" xmlns:w="http://schemas.openxmlformats.org/wordprocessingml/2006/main" xmlns:w14="http://schemas.microsoft.com/office/word/2010/wordml" xmlns:w15="http://schemas.microsoft.com/office/word/2012/wordml" xmlns:w16cei="http://schemas.microsoft.com/office/word/2026/wordml/cei" xmlns:w16cex="http://schemas.microsoft.com/office/word/2018/wordml/cex" xmlns:w16cid="http://schemas.microsoft.com/office/word/2016/wordml/cid" xmlns:w16="http://schemas.microsoft.com/office/word/2018/wordml" xmlns:w16du="http://schemas.microsoft.com/office/word/2023/wordml/word16du" xmlns:w16sdtdh="http://schemas.microsoft.com/office/word/2020/wordml/sdtdatahash" xmlns:w16sdtfl="http://schemas.microsoft.com/office/word/2024/wordml/sdtformatlock" xmlns:w16se="http://schemas.microsoft.com/office/word/2015/wordml/symex" xmlns:wpg="http://schemas.microsoft.com/office/word/2010/wordprocessingGroup" xmlns:wpi="http://schemas.microsoft.com/office/word/2010/wordprocessingInk" xmlns:wne="http://schemas.microsoft.com/office/word/2006/wordml" xmlns:wps="http://schemas.microsoft.com/office/word/2010/wordprocessingShape" mc:Ignorable="w14 w15 w16se w16cid w16 w16cex w16sdtdh w16sdtfl w16du wp14">
+  <w:footnote w:type="separator" w:id="-1">
+    <w:p>
+      <w:r>
+        <w:separator/>
+      </w:r>
+    </w:p>
+  </w:footnote>
+  <w:footnote w:type="continuationSeparator" w:id="0">
+    <w:p>
+      <w:r>
+        <w:continuationSeparator/>
+      </w:r>
+    </w:p>
+  </w:footnote>
+</w:footnotes>
+</file>
+
 <file path=word/numbering.xml><?xml version="1.0" encoding="utf-8"?>
-<w:numbering xmlns:wpc="http://schemas.microsoft.com/office/word/2010/wordprocessingCanvas" xmlns:cx="http://schemas.microsoft.com/office/drawing/2014/chartex" xmlns:cx1="http://schemas.microsoft.com/office/drawing/2015/9/8/chartex" xmlns:cx2="http://schemas.microsoft.com/office/drawing/2015/10/21/chartex" xmlns:cx3="http://schemas.microsoft.com/office/drawing/2016/5/9/chartex" xmlns:cx4="http://schemas.microsoft.com/office/drawing/2016/5/10/chartex" xmlns:cx5="http://schemas.microsoft.com/office/drawing/2016/5/11/chartex" xmlns:cx6="http://schemas.microsoft.com/office/drawing/2016/5/12/chartex" xmlns:cx7="http://schemas.microsoft.com/office/drawing/2016/5/13/chartex" xmlns:cx8="http://schemas.microsoft.com/office/drawing/2016/5/14/chartex" xmlns:mc="http://schemas.openxmlformats.org/markup-compatibility/2006" xmlns:aink="http://schemas.microsoft.com/office/drawing/2016/ink" xmlns:am3d="http://schemas.microsoft.com/office/drawing/2017/model3d" xmlns:o="urn:schemas-microsoft-com:office:office" xmlns:oel="http://schemas.microsoft.com/office/2019/extlst" xmlns:r="http://schemas.openxmlformats.org/officeDocument/2006/relationships" xmlns:m="http://schemas.openxmlformats.org/officeDocument/2006/math" xmlns:v="urn:schemas-microsoft-com:vml" xmlns:wp14="http://schemas.microsoft.com/office/word/2010/wordprocessingDrawing" xmlns:wp="http://schemas.openxmlformats.org/drawingml/2006/wordprocessingDrawing" xmlns:w10="urn:schemas-microsoft-com:office:word" xmlns:w="http://schemas.openxmlformats.org/wordprocessingml/2006/main" xmlns:w14="http://schemas.microsoft.com/office/word/2010/wordml" xmlns:w15="http://schemas.microsoft.com/office/word/2012/wordml" xmlns:w16cex="http://schemas.microsoft.com/office/word/2018/wordml/cex" xmlns:w16cid="http://schemas.microsoft.com/office/word/2016/wordml/cid" xmlns:w16="http://schemas.microsoft.com/office/word/2018/wordml" xmlns:w16du="http://schemas.microsoft.com/office/word/2023/wordml/word16du" xmlns:w16sdtdh="http://schemas.microsoft.com/office/word/2020/wordml/sdtdatahash" xmlns:w16sdtfl="http://schemas.microsoft.com/office/word/2024/wordml/sdtformatlock" xmlns:w16se="http://schemas.microsoft.com/office/word/2015/wordml/symex" xmlns:wpg="http://schemas.microsoft.com/office/word/2010/wordprocessingGroup" xmlns:wpi="http://schemas.microsoft.com/office/word/2010/wordprocessingInk" xmlns:wne="http://schemas.microsoft.com/office/word/2006/wordml" xmlns:wps="http://schemas.microsoft.com/office/word/2010/wordprocessingShape" mc:Ignorable="w14 w15 w16se w16cid w16 w16cex w16sdtdh w16sdtfl w16du wp14">
+<w:numbering xmlns:wpc="http://schemas.microsoft.com/office/word/2010/wordprocessingCanvas" xmlns:cx="http://schemas.microsoft.com/office/drawing/2014/chartex" xmlns:cx1="http://schemas.microsoft.com/office/drawing/2015/9/8/chartex" xmlns:cx2="http://schemas.microsoft.com/office/drawing/2015/10/21/chartex" xmlns:cx3="http://schemas.microsoft.com/office/drawing/2016/5/9/chartex" xmlns:cx4="http://schemas.microsoft.com/office/drawing/2016/5/10/chartex" xmlns:cx5="http://schemas.microsoft.com/office/drawing/2016/5/11/chartex" xmlns:cx6="http://schemas.microsoft.com/office/drawing/2016/5/12/chartex" xmlns:cx7="http://schemas.microsoft.com/office/drawing/2016/5/13/chartex" xmlns:cx8="http://schemas.microsoft.com/office/drawing/2016/5/14/chartex" xmlns:mc="http://schemas.openxmlformats.org/markup-compatibility/2006" xmlns:aink="http://schemas.microsoft.com/office/drawing/2016/ink" xmlns:am3d="http://schemas.microsoft.com/office/drawing/2017/model3d" xmlns:o="urn:schemas-microsoft-com:office:office" xmlns:oel="http://schemas.microsoft.com/office/2019/extlst" xmlns:r="http://schemas.openxmlformats.org/officeDocument/2006/relationships" xmlns:m="http://schemas.openxmlformats.org/officeDocument/2006/math" xmlns:v="urn:schemas-microsoft-com:vml" xmlns:wp14="http://schemas.microsoft.com/office/word/2010/wordprocessingDrawing" xmlns:wp="http://schemas.openxmlformats.org/drawingml/2006/wordprocessingDrawing" xmlns:w10="urn:schemas-microsoft-com:office:word" xmlns:w="http://schemas.openxmlformats.org/wordprocessingml/2006/main" xmlns:w14="http://schemas.microsoft.com/office/word/2010/wordml" xmlns:w15="http://schemas.microsoft.com/office/word/2012/wordml" xmlns:w16cei="http://schemas.microsoft.com/office/word/2026/wordml/cei" xmlns:w16cex="http://schemas.microsoft.com/office/word/2018/wordml/cex" xmlns:w16cid="http://schemas.microsoft.com/office/word/2016/wordml/cid" xmlns:w16="http://schemas.microsoft.com/office/word/2018/wordml" xmlns:w16du="http://schemas.microsoft.com/office/word/2023/wordml/word16du" xmlns:w16sdtdh="http://schemas.microsoft.com/office/word/2020/wordml/sdtdatahash" xmlns:w16sdtfl="http://schemas.microsoft.com/office/word/2024/wordml/sdtformatlock" xmlns:w16se="http://schemas.microsoft.com/office/word/2015/wordml/symex" xmlns:wpg="http://schemas.microsoft.com/office/word/2010/wordprocessingGroup" xmlns:wpi="http://schemas.microsoft.com/office/word/2010/wordprocessingInk" xmlns:wne="http://schemas.microsoft.com/office/word/2006/wordml" xmlns:wps="http://schemas.microsoft.com/office/word/2010/wordprocessingShape" mc:Ignorable="w14 w15 w16se w16cid w16 w16cex w16sdtdh w16sdtfl w16du wp14">
   <w:abstractNum w:abstractNumId="0" w15:restartNumberingAfterBreak="0">
     <w:nsid w:val="580D00D9"/>
     <w:multiLevelType w:val="singleLevel"/>
